--- a/jarvis-docs/01_PRD_Jarvis2025.docx
+++ b/jarvis-docs/01_PRD_Jarvis2025.docx
@@ -47,7 +47,7 @@
           <w:szCs w:val="32"/>
           <w:rFonts w:ascii="Arial" w:cs="Arial" w:eastAsia="Arial" w:hAnsi="Arial"/>
         </w:rPr>
-        <w:t xml:space="preserve">Enterprise AI Assistant Platform</w:t>
+        <w:t xml:space="preserve">Enterprise AI Assistant Platform (Core Architecture Specs)</w:t>
       </w:r>
     </w:p>
     <w:p>
@@ -63,7 +63,7 @@
           <w:szCs w:val="22"/>
           <w:rFonts w:ascii="Arial" w:cs="Arial" w:eastAsia="Arial" w:hAnsi="Arial"/>
         </w:rPr>
-        <w:t xml:space="preserve">Product Requirements Document — v1.0   |   June 2025</w:t>
+        <w:t xml:space="preserve">Product Requirements Document — v1.2   |   June 2026</w:t>
       </w:r>
     </w:p>
     <w:p>
@@ -125,7 +125,7 @@
           <w:szCs w:val="22"/>
           <w:rFonts w:ascii="Arial" w:cs="Arial" w:eastAsia="Arial" w:hAnsi="Arial"/>
         </w:rPr>
-        <w:t xml:space="preserve">This PRD defines the product scope, feature roadmap, system architecture, and success criteria required to evolve the current open-source prototype into a commercially deployable, multi-tenant, enterprise product branded under Antigravity Inc.</w:t>
+        <w:t xml:space="preserve">This PRD defines the product scope, feature roadmap, system architecture, and success criteria required to evolve the current open-source prototype into a commercially deployable, multi-tenant, enterprise product branded under Antigravity Inc. In this version 1.2, the product is grounded strictly in our actual implementation: OpenCV LBPH Face Recognition, pvporcupine wake-word triggers, local pyttsx3 speech synthesis, pyautogui WhatsApp protocol automation, and hugchat HuggingFace session cookies.</w:t>
       </w:r>
     </w:p>
     <w:p>
@@ -179,91 +179,91 @@
           <w:szCs w:val="22"/>
           <w:rFonts w:ascii="Arial" w:cs="Arial" w:eastAsia="Arial" w:hAnsi="Arial"/>
         </w:rPr>
-        <w:t xml:space="preserve">Existing AI assistant solutions (Cortana, Alexa for Business, Google Assistant) suffer from:</w:t>
-      </w:r>
-    </w:p>
-    <w:p>
-      <w:pPr>
-        <w:pStyle w:val="ListParagraph"/>
-        <w:numPr>
-          <w:ilvl w:val="0"/>
-          <w:numId w:val="2"/>
-        </w:numPr>
-        <w:spacing w:before="60" w:after="60"/>
-      </w:pPr>
-      <w:r>
-        <w:rPr>
-          <w:b w:val="false"/>
-          <w:bCs w:val="false"/>
-          <w:color w:val="1F2937"/>
-          <w:sz w:val="22"/>
-          <w:szCs w:val="22"/>
-          <w:rFonts w:ascii="Arial" w:cs="Arial" w:eastAsia="Arial" w:hAnsi="Arial"/>
-        </w:rPr>
-        <w:t xml:space="preserve">Dependency on cloud processing, raising data sovereignty concerns</w:t>
-      </w:r>
-    </w:p>
-    <w:p>
-      <w:pPr>
-        <w:pStyle w:val="ListParagraph"/>
-        <w:numPr>
-          <w:ilvl w:val="0"/>
-          <w:numId w:val="2"/>
-        </w:numPr>
-        <w:spacing w:before="60" w:after="60"/>
-      </w:pPr>
-      <w:r>
-        <w:rPr>
-          <w:b w:val="false"/>
-          <w:bCs w:val="false"/>
-          <w:color w:val="1F2937"/>
-          <w:sz w:val="22"/>
-          <w:szCs w:val="22"/>
-          <w:rFonts w:ascii="Arial" w:cs="Arial" w:eastAsia="Arial" w:hAnsi="Arial"/>
-        </w:rPr>
-        <w:t xml:space="preserve">Lack of biometric security — simple wake-words can be spoofed</w:t>
-      </w:r>
-    </w:p>
-    <w:p>
-      <w:pPr>
-        <w:pStyle w:val="ListParagraph"/>
-        <w:numPr>
-          <w:ilvl w:val="0"/>
-          <w:numId w:val="2"/>
-        </w:numPr>
-        <w:spacing w:before="60" w:after="60"/>
-      </w:pPr>
-      <w:r>
-        <w:rPr>
-          <w:b w:val="false"/>
-          <w:bCs w:val="false"/>
-          <w:color w:val="1F2937"/>
-          <w:sz w:val="22"/>
-          <w:szCs w:val="22"/>
-          <w:rFonts w:ascii="Arial" w:cs="Arial" w:eastAsia="Arial" w:hAnsi="Arial"/>
-        </w:rPr>
-        <w:t xml:space="preserve">No deep integration with internal enterprise data sources</w:t>
-      </w:r>
-    </w:p>
-    <w:p>
-      <w:pPr>
-        <w:pStyle w:val="ListParagraph"/>
-        <w:numPr>
-          <w:ilvl w:val="0"/>
-          <w:numId w:val="2"/>
-        </w:numPr>
-        <w:spacing w:before="60" w:after="60"/>
-      </w:pPr>
-      <w:r>
-        <w:rPr>
-          <w:b w:val="false"/>
-          <w:bCs w:val="false"/>
-          <w:color w:val="1F2937"/>
-          <w:sz w:val="22"/>
-          <w:szCs w:val="22"/>
-          <w:rFonts w:ascii="Arial" w:cs="Arial" w:eastAsia="Arial" w:hAnsi="Arial"/>
-        </w:rPr>
-        <w:t xml:space="preserve">One-size-fits-all personalities with no personalization layer</w:t>
+        <w:t xml:space="preserve">Existing AI assistant solutions suffer from:</w:t>
+      </w:r>
+    </w:p>
+    <w:p>
+      <w:pPr>
+        <w:pStyle w:val="ListParagraph"/>
+        <w:numPr>
+          <w:ilvl w:val="0"/>
+          <w:numId w:val="2"/>
+        </w:numPr>
+        <w:spacing w:before="60" w:after="60"/>
+      </w:pPr>
+      <w:r>
+        <w:rPr>
+          <w:b w:val="false"/>
+          <w:bCs w:val="false"/>
+          <w:color w:val="1F2937"/>
+          <w:sz w:val="22"/>
+          <w:szCs w:val="22"/>
+          <w:rFonts w:ascii="Arial" w:cs="Arial" w:eastAsia="Arial" w:hAnsi="Arial"/>
+        </w:rPr>
+        <w:t xml:space="preserve">Dependency on massive cloud processing, raising data sovereignty concerns</w:t>
+      </w:r>
+    </w:p>
+    <w:p>
+      <w:pPr>
+        <w:pStyle w:val="ListParagraph"/>
+        <w:numPr>
+          <w:ilvl w:val="0"/>
+          <w:numId w:val="2"/>
+        </w:numPr>
+        <w:spacing w:before="60" w:after="60"/>
+      </w:pPr>
+      <w:r>
+        <w:rPr>
+          <w:b w:val="false"/>
+          <w:bCs w:val="false"/>
+          <w:color w:val="1F2937"/>
+          <w:sz w:val="22"/>
+          <w:szCs w:val="22"/>
+          <w:rFonts w:ascii="Arial" w:cs="Arial" w:eastAsia="Arial" w:hAnsi="Arial"/>
+        </w:rPr>
+        <w:t xml:space="preserve">Lack of biometric security — simple wake-words can be spoofed in open offices</w:t>
+      </w:r>
+    </w:p>
+    <w:p>
+      <w:pPr>
+        <w:pStyle w:val="ListParagraph"/>
+        <w:numPr>
+          <w:ilvl w:val="0"/>
+          <w:numId w:val="2"/>
+        </w:numPr>
+        <w:spacing w:before="60" w:after="60"/>
+      </w:pPr>
+      <w:r>
+        <w:rPr>
+          <w:b w:val="false"/>
+          <w:bCs w:val="false"/>
+          <w:color w:val="1F2937"/>
+          <w:sz w:val="22"/>
+          <w:szCs w:val="22"/>
+          <w:rFonts w:ascii="Arial" w:cs="Arial" w:eastAsia="Arial" w:hAnsi="Arial"/>
+        </w:rPr>
+        <w:t xml:space="preserve">No deep integration with local desktop applications or system operations</w:t>
+      </w:r>
+    </w:p>
+    <w:p>
+      <w:pPr>
+        <w:pStyle w:val="ListParagraph"/>
+        <w:numPr>
+          <w:ilvl w:val="0"/>
+          <w:numId w:val="2"/>
+        </w:numPr>
+        <w:spacing w:before="60" w:after="60"/>
+      </w:pPr>
+      <w:r>
+        <w:rPr>
+          <w:b w:val="false"/>
+          <w:bCs w:val="false"/>
+          <w:color w:val="1F2937"/>
+          <w:sz w:val="22"/>
+          <w:szCs w:val="22"/>
+          <w:rFonts w:ascii="Arial" w:cs="Arial" w:eastAsia="Arial" w:hAnsi="Arial"/>
+        </w:rPr>
+        <w:t xml:space="preserve">Rigid voice recognition with zero tolerance for regional accents or language switching (e.g. Hindi, Marathi)</w:t>
       </w:r>
     </w:p>
     <w:p>
@@ -327,7 +327,7 @@
                 <w:szCs w:val="21"/>
                 <w:rFonts w:ascii="Arial" w:cs="Arial" w:eastAsia="Arial" w:hAnsi="Arial"/>
               </w:rPr>
-              <w:t xml:space="preserve">Vision: "An always-on, biometrically-secured, AI-powered enterprise co-pilot that operates</w:t>
+              <w:t xml:space="preserve">Vision: "An always-on, biometrically-secured, multilingual AI-powered enterprise co-pilot that operates</w:t>
             </w:r>
           </w:p>
           <w:p>
@@ -343,7 +343,7 @@
                 <w:szCs w:val="21"/>
                 <w:rFonts w:ascii="Arial" w:cs="Arial" w:eastAsia="Arial" w:hAnsi="Arial"/>
               </w:rPr>
-              <w:t xml:space="preserve">with near-zero latency and integrates natively with every tool in your organization."</w:t>
+              <w:t xml:space="preserve">with near-zero latency, understands intent variations, and integrates natively with corporate tools."</w:t>
             </w:r>
           </w:p>
         </w:tc>
@@ -389,91 +389,91 @@
           <w:szCs w:val="22"/>
           <w:rFonts w:ascii="Arial" w:cs="Arial" w:eastAsia="Arial" w:hAnsi="Arial"/>
         </w:rPr>
-        <w:t xml:space="preserve">G1 — Security First: Replace password-based login with face recognition + voice biometrics</w:t>
-      </w:r>
-    </w:p>
-    <w:p>
-      <w:pPr>
-        <w:pStyle w:val="ListParagraph"/>
-        <w:numPr>
-          <w:ilvl w:val="0"/>
-          <w:numId w:val="2"/>
-        </w:numPr>
-        <w:spacing w:before="60" w:after="60"/>
-      </w:pPr>
-      <w:r>
-        <w:rPr>
-          <w:b w:val="false"/>
-          <w:bCs w:val="false"/>
-          <w:color w:val="1F2937"/>
-          <w:sz w:val="22"/>
-          <w:szCs w:val="22"/>
-          <w:rFonts w:ascii="Arial" w:cs="Arial" w:eastAsia="Arial" w:hAnsi="Arial"/>
-        </w:rPr>
-        <w:t xml:space="preserve">G2 — Offline Capable: Core reasoning &amp; authentication must function without internet</w:t>
-      </w:r>
-    </w:p>
-    <w:p>
-      <w:pPr>
-        <w:pStyle w:val="ListParagraph"/>
-        <w:numPr>
-          <w:ilvl w:val="0"/>
-          <w:numId w:val="2"/>
-        </w:numPr>
-        <w:spacing w:before="60" w:after="60"/>
-      </w:pPr>
-      <w:r>
-        <w:rPr>
-          <w:b w:val="false"/>
-          <w:bCs w:val="false"/>
-          <w:color w:val="1F2937"/>
-          <w:sz w:val="22"/>
-          <w:szCs w:val="22"/>
-          <w:rFonts w:ascii="Arial" w:cs="Arial" w:eastAsia="Arial" w:hAnsi="Arial"/>
-        </w:rPr>
-        <w:t xml:space="preserve">G3 — Enterprise Integrations: Slack, Jira, Confluence, Google Workspace, SAP connectors</w:t>
-      </w:r>
-    </w:p>
-    <w:p>
-      <w:pPr>
-        <w:pStyle w:val="ListParagraph"/>
-        <w:numPr>
-          <w:ilvl w:val="0"/>
-          <w:numId w:val="2"/>
-        </w:numPr>
-        <w:spacing w:before="60" w:after="60"/>
-      </w:pPr>
-      <w:r>
-        <w:rPr>
-          <w:b w:val="false"/>
-          <w:bCs w:val="false"/>
-          <w:color w:val="1F2937"/>
-          <w:sz w:val="22"/>
-          <w:szCs w:val="22"/>
-          <w:rFonts w:ascii="Arial" w:cs="Arial" w:eastAsia="Arial" w:hAnsi="Arial"/>
-        </w:rPr>
-        <w:t xml:space="preserve">G4 — Extensible Skill Engine: Plugin marketplace for domain-specific capabilities</w:t>
-      </w:r>
-    </w:p>
-    <w:p>
-      <w:pPr>
-        <w:pStyle w:val="ListParagraph"/>
-        <w:numPr>
-          <w:ilvl w:val="0"/>
-          <w:numId w:val="2"/>
-        </w:numPr>
-        <w:spacing w:before="60" w:after="60"/>
-      </w:pPr>
-      <w:r>
-        <w:rPr>
-          <w:b w:val="false"/>
-          <w:bCs w:val="false"/>
-          <w:color w:val="1F2937"/>
-          <w:sz w:val="22"/>
-          <w:szCs w:val="22"/>
-          <w:rFonts w:ascii="Arial" w:cs="Arial" w:eastAsia="Arial" w:hAnsi="Arial"/>
-        </w:rPr>
-        <w:t xml:space="preserve">G5 — Compliance Ready: SOC 2 Type II, ISO 27001, GDPR, HIPAA pathways</w:t>
+        <w:t xml:space="preserve">G1 — Security First: Replace password-based login with OpenCV LBPH face recognition</w:t>
+      </w:r>
+    </w:p>
+    <w:p>
+      <w:pPr>
+        <w:pStyle w:val="ListParagraph"/>
+        <w:numPr>
+          <w:ilvl w:val="0"/>
+          <w:numId w:val="2"/>
+        </w:numPr>
+        <w:spacing w:before="60" w:after="60"/>
+      </w:pPr>
+      <w:r>
+        <w:rPr>
+          <w:b w:val="false"/>
+          <w:bCs w:val="false"/>
+          <w:color w:val="1F2937"/>
+          <w:sz w:val="22"/>
+          <w:szCs w:val="22"/>
+          <w:rFonts w:ascii="Arial" w:cs="Arial" w:eastAsia="Arial" w:hAnsi="Arial"/>
+        </w:rPr>
+        <w:t xml:space="preserve">G2 — Edge-First: Core reasoning, database lookups, and UI render must function with local processes</w:t>
+      </w:r>
+    </w:p>
+    <w:p>
+      <w:pPr>
+        <w:pStyle w:val="ListParagraph"/>
+        <w:numPr>
+          <w:ilvl w:val="0"/>
+          <w:numId w:val="2"/>
+        </w:numPr>
+        <w:spacing w:before="60" w:after="60"/>
+      </w:pPr>
+      <w:r>
+        <w:rPr>
+          <w:b w:val="false"/>
+          <w:bCs w:val="false"/>
+          <w:color w:val="1F2937"/>
+          <w:sz w:val="22"/>
+          <w:szCs w:val="22"/>
+          <w:rFonts w:ascii="Arial" w:cs="Arial" w:eastAsia="Arial" w:hAnsi="Arial"/>
+        </w:rPr>
+        <w:t xml:space="preserve">G3 — System Automation: Launch local applications and URLs stored in a SQL database dynamically</w:t>
+      </w:r>
+    </w:p>
+    <w:p>
+      <w:pPr>
+        <w:pStyle w:val="ListParagraph"/>
+        <w:numPr>
+          <w:ilvl w:val="0"/>
+          <w:numId w:val="2"/>
+        </w:numPr>
+        <w:spacing w:before="60" w:after="60"/>
+      </w:pPr>
+      <w:r>
+        <w:rPr>
+          <w:b w:val="false"/>
+          <w:bCs w:val="false"/>
+          <w:color w:val="1F2937"/>
+          <w:sz w:val="22"/>
+          <w:szCs w:val="22"/>
+          <w:rFonts w:ascii="Arial" w:cs="Arial" w:eastAsia="Arial" w:hAnsi="Arial"/>
+        </w:rPr>
+        <w:t xml:space="preserve">G4 — Social &amp; Communications: Trigger hands-free messaging and calls via WhatsApp desktop protocol URL handlers</w:t>
+      </w:r>
+    </w:p>
+    <w:p>
+      <w:pPr>
+        <w:pStyle w:val="ListParagraph"/>
+        <w:numPr>
+          <w:ilvl w:val="0"/>
+          <w:numId w:val="2"/>
+        </w:numPr>
+        <w:spacing w:before="60" w:after="60"/>
+      </w:pPr>
+      <w:r>
+        <w:rPr>
+          <w:b w:val="false"/>
+          <w:bCs w:val="false"/>
+          <w:color w:val="1F2937"/>
+          <w:sz w:val="22"/>
+          <w:szCs w:val="22"/>
+          <w:rFonts w:ascii="Arial" w:cs="Arial" w:eastAsia="Arial" w:hAnsi="Arial"/>
+        </w:rPr>
+        <w:t xml:space="preserve">G5 — Native Multilingualism: Support on-the-fly language switching and localized speech processing (English, Hindi, Marathi) with custom conversational tone</w:t>
       </w:r>
     </w:p>
     <w:p>
@@ -512,175 +512,217 @@
           <w:szCs w:val="28"/>
           <w:rFonts w:ascii="Arial" w:cs="Arial" w:eastAsia="Arial" w:hAnsi="Arial"/>
         </w:rPr>
-        <w:t xml:space="preserve">4.1 In Scope — MVP (Q3 2025)</w:t>
-      </w:r>
-    </w:p>
-    <w:p>
-      <w:pPr>
-        <w:pStyle w:val="ListParagraph"/>
-        <w:numPr>
-          <w:ilvl w:val="0"/>
-          <w:numId w:val="2"/>
-        </w:numPr>
-        <w:spacing w:before="60" w:after="60"/>
-      </w:pPr>
-      <w:r>
-        <w:rPr>
-          <w:b w:val="false"/>
-          <w:bCs w:val="false"/>
-          <w:color w:val="1F2937"/>
-          <w:sz w:val="22"/>
-          <w:szCs w:val="22"/>
-          <w:rFonts w:ascii="Arial" w:cs="Arial" w:eastAsia="Arial" w:hAnsi="Arial"/>
-        </w:rPr>
-        <w:t xml:space="preserve">Face recognition authentication (OpenCV + face_recognition library)</w:t>
-      </w:r>
-    </w:p>
-    <w:p>
-      <w:pPr>
-        <w:pStyle w:val="ListParagraph"/>
-        <w:numPr>
-          <w:ilvl w:val="0"/>
-          <w:numId w:val="2"/>
-        </w:numPr>
-        <w:spacing w:before="60" w:after="60"/>
-      </w:pPr>
-      <w:r>
-        <w:rPr>
-          <w:b w:val="false"/>
-          <w:bCs w:val="false"/>
-          <w:color w:val="1F2937"/>
-          <w:sz w:val="22"/>
-          <w:szCs w:val="22"/>
-          <w:rFonts w:ascii="Arial" w:cs="Arial" w:eastAsia="Arial" w:hAnsi="Arial"/>
-        </w:rPr>
-        <w:t xml:space="preserve">Hotword detection (PocketSphinx / Snowboy)</w:t>
-      </w:r>
-    </w:p>
-    <w:p>
-      <w:pPr>
-        <w:pStyle w:val="ListParagraph"/>
-        <w:numPr>
-          <w:ilvl w:val="0"/>
-          <w:numId w:val="2"/>
-        </w:numPr>
-        <w:spacing w:before="60" w:after="60"/>
-      </w:pPr>
-      <w:r>
-        <w:rPr>
-          <w:b w:val="false"/>
-          <w:bCs w:val="false"/>
-          <w:color w:val="1F2937"/>
-          <w:sz w:val="22"/>
-          <w:szCs w:val="22"/>
-          <w:rFonts w:ascii="Arial" w:cs="Arial" w:eastAsia="Arial" w:hAnsi="Arial"/>
-        </w:rPr>
-        <w:t xml:space="preserve">Speech-to-text (Whisper local model)</w:t>
-      </w:r>
-    </w:p>
-    <w:p>
-      <w:pPr>
-        <w:pStyle w:val="ListParagraph"/>
-        <w:numPr>
-          <w:ilvl w:val="0"/>
-          <w:numId w:val="2"/>
-        </w:numPr>
-        <w:spacing w:before="60" w:after="60"/>
-      </w:pPr>
-      <w:r>
-        <w:rPr>
-          <w:b w:val="false"/>
-          <w:bCs w:val="false"/>
-          <w:color w:val="1F2937"/>
-          <w:sz w:val="22"/>
-          <w:szCs w:val="22"/>
-          <w:rFonts w:ascii="Arial" w:cs="Arial" w:eastAsia="Arial" w:hAnsi="Arial"/>
-        </w:rPr>
-        <w:t xml:space="preserve">LLM chat integration (local Mistral 7B + cloud fallback to Claude API)</w:t>
-      </w:r>
-    </w:p>
-    <w:p>
-      <w:pPr>
-        <w:pStyle w:val="ListParagraph"/>
-        <w:numPr>
-          <w:ilvl w:val="0"/>
-          <w:numId w:val="2"/>
-        </w:numPr>
-        <w:spacing w:before="60" w:after="60"/>
-      </w:pPr>
-      <w:r>
-        <w:rPr>
-          <w:b w:val="false"/>
-          <w:bCs w:val="false"/>
-          <w:color w:val="1F2937"/>
-          <w:sz w:val="22"/>
-          <w:szCs w:val="22"/>
-          <w:rFonts w:ascii="Arial" w:cs="Arial" w:eastAsia="Arial" w:hAnsi="Arial"/>
-        </w:rPr>
-        <w:t xml:space="preserve">Text-to-speech responses (pyttsx3 + ElevenLabs cloud)</w:t>
-      </w:r>
-    </w:p>
-    <w:p>
-      <w:pPr>
-        <w:pStyle w:val="ListParagraph"/>
-        <w:numPr>
-          <w:ilvl w:val="0"/>
-          <w:numId w:val="2"/>
-        </w:numPr>
-        <w:spacing w:before="60" w:after="60"/>
-      </w:pPr>
-      <w:r>
-        <w:rPr>
-          <w:b w:val="false"/>
-          <w:bCs w:val="false"/>
-          <w:color w:val="1F2937"/>
-          <w:sz w:val="22"/>
-          <w:szCs w:val="22"/>
-          <w:rFonts w:ascii="Arial" w:cs="Arial" w:eastAsia="Arial" w:hAnsi="Arial"/>
-        </w:rPr>
-        <w:t xml:space="preserve">SQLite user profile &amp; session database</w:t>
-      </w:r>
-    </w:p>
-    <w:p>
-      <w:pPr>
-        <w:pStyle w:val="ListParagraph"/>
-        <w:numPr>
-          <w:ilvl w:val="0"/>
-          <w:numId w:val="2"/>
-        </w:numPr>
-        <w:spacing w:before="60" w:after="60"/>
-      </w:pPr>
-      <w:r>
-        <w:rPr>
-          <w:b w:val="false"/>
-          <w:bCs w:val="false"/>
-          <w:color w:val="1F2937"/>
-          <w:sz w:val="22"/>
-          <w:szCs w:val="22"/>
-          <w:rFonts w:ascii="Arial" w:cs="Arial" w:eastAsia="Arial" w:hAnsi="Arial"/>
-        </w:rPr>
-        <w:t xml:space="preserve">Eel-based web UI (HTML/CSS/JS frontend)</w:t>
-      </w:r>
-    </w:p>
-    <w:p>
-      <w:pPr>
-        <w:pStyle w:val="ListParagraph"/>
-        <w:numPr>
-          <w:ilvl w:val="0"/>
-          <w:numId w:val="2"/>
-        </w:numPr>
-        <w:spacing w:before="60" w:after="60"/>
-      </w:pPr>
-      <w:r>
-        <w:rPr>
-          <w:b w:val="false"/>
-          <w:bCs w:val="false"/>
-          <w:color w:val="1F2937"/>
-          <w:sz w:val="22"/>
-          <w:szCs w:val="22"/>
-          <w:rFonts w:ascii="Arial" w:cs="Arial" w:eastAsia="Arial" w:hAnsi="Arial"/>
-        </w:rPr>
-        <w:t xml:space="preserve">GitHub Actions CI/CD pipeline</w:t>
+        <w:t xml:space="preserve">4.1 In Scope — MVP (Current Production Release)</w:t>
+      </w:r>
+    </w:p>
+    <w:p>
+      <w:pPr>
+        <w:pStyle w:val="ListParagraph"/>
+        <w:numPr>
+          <w:ilvl w:val="0"/>
+          <w:numId w:val="2"/>
+        </w:numPr>
+        <w:spacing w:before="60" w:after="60"/>
+      </w:pPr>
+      <w:r>
+        <w:rPr>
+          <w:b w:val="false"/>
+          <w:bCs w:val="false"/>
+          <w:color w:val="1F2937"/>
+          <w:sz w:val="22"/>
+          <w:szCs w:val="22"/>
+          <w:rFonts w:ascii="Arial" w:cs="Arial" w:eastAsia="Arial" w:hAnsi="Arial"/>
+        </w:rPr>
+        <w:t xml:space="preserve">Face recognition authentication (OpenCV Haar Cascade + LBPHFaceRecognizer loading trainer.yml)</w:t>
+      </w:r>
+    </w:p>
+    <w:p>
+      <w:pPr>
+        <w:pStyle w:val="ListParagraph"/>
+        <w:numPr>
+          <w:ilvl w:val="0"/>
+          <w:numId w:val="2"/>
+        </w:numPr>
+        <w:spacing w:before="60" w:after="60"/>
+      </w:pPr>
+      <w:r>
+        <w:rPr>
+          <w:b w:val="false"/>
+          <w:bCs w:val="false"/>
+          <w:color w:val="1F2937"/>
+          <w:sz w:val="22"/>
+          <w:szCs w:val="22"/>
+          <w:rFonts w:ascii="Arial" w:cs="Arial" w:eastAsia="Arial" w:hAnsi="Arial"/>
+        </w:rPr>
+        <w:t xml:space="preserve">Hotword detection (Porcupine - pvporcupine listening for 'jarvis' and 'alexa' to trigger pyautogui Win+J event)</w:t>
+      </w:r>
+    </w:p>
+    <w:p>
+      <w:pPr>
+        <w:pStyle w:val="ListParagraph"/>
+        <w:numPr>
+          <w:ilvl w:val="0"/>
+          <w:numId w:val="2"/>
+        </w:numPr>
+        <w:spacing w:before="60" w:after="60"/>
+      </w:pPr>
+      <w:r>
+        <w:rPr>
+          <w:b w:val="false"/>
+          <w:bCs w:val="false"/>
+          <w:color w:val="1F2937"/>
+          <w:sz w:val="22"/>
+          <w:szCs w:val="22"/>
+          <w:rFonts w:ascii="Arial" w:cs="Arial" w:eastAsia="Arial" w:hAnsi="Arial"/>
+        </w:rPr>
+        <w:t xml:space="preserve">Speech-to-text (SpeechRecognition library using Google Web Speech API with language codes: en-US, hi-IN, mr-IN)</w:t>
+      </w:r>
+    </w:p>
+    <w:p>
+      <w:pPr>
+        <w:pStyle w:val="ListParagraph"/>
+        <w:numPr>
+          <w:ilvl w:val="0"/>
+          <w:numId w:val="2"/>
+        </w:numPr>
+        <w:spacing w:before="60" w:after="60"/>
+      </w:pPr>
+      <w:r>
+        <w:rPr>
+          <w:b w:val="false"/>
+          <w:bCs w:val="false"/>
+          <w:color w:val="1F2937"/>
+          <w:sz w:val="22"/>
+          <w:szCs w:val="22"/>
+          <w:rFonts w:ascii="Arial" w:cs="Arial" w:eastAsia="Arial" w:hAnsi="Arial"/>
+        </w:rPr>
+        <w:t xml:space="preserve">Fuzzy intent matching &amp; command processing via CommandProcessor with SequenceMatcher similarity ratios</w:t>
+      </w:r>
+    </w:p>
+    <w:p>
+      <w:pPr>
+        <w:pStyle w:val="ListParagraph"/>
+        <w:numPr>
+          <w:ilvl w:val="0"/>
+          <w:numId w:val="2"/>
+        </w:numPr>
+        <w:spacing w:before="60" w:after="60"/>
+      </w:pPr>
+      <w:r>
+        <w:rPr>
+          <w:b w:val="false"/>
+          <w:bCs w:val="false"/>
+          <w:color w:val="1F2937"/>
+          <w:sz w:val="22"/>
+          <w:szCs w:val="22"/>
+          <w:rFonts w:ascii="Arial" w:cs="Arial" w:eastAsia="Arial" w:hAnsi="Arial"/>
+        </w:rPr>
+        <w:t xml:space="preserve">Context tracker that retains recent command states for follow-up dialogs</w:t>
+      </w:r>
+    </w:p>
+    <w:p>
+      <w:pPr>
+        <w:pStyle w:val="ListParagraph"/>
+        <w:numPr>
+          <w:ilvl w:val="0"/>
+          <w:numId w:val="2"/>
+        </w:numPr>
+        <w:spacing w:before="60" w:after="60"/>
+      </w:pPr>
+      <w:r>
+        <w:rPr>
+          <w:b w:val="false"/>
+          <w:bCs w:val="false"/>
+          <w:color w:val="1F2937"/>
+          <w:sz w:val="22"/>
+          <w:szCs w:val="22"/>
+          <w:rFonts w:ascii="Arial" w:cs="Arial" w:eastAsia="Arial" w:hAnsi="Arial"/>
+        </w:rPr>
+        <w:t xml:space="preserve">Jarvis Movie-like Personality with witty, professional, and time-aware verbal greetings</w:t>
+      </w:r>
+    </w:p>
+    <w:p>
+      <w:pPr>
+        <w:pStyle w:val="ListParagraph"/>
+        <w:numPr>
+          <w:ilvl w:val="0"/>
+          <w:numId w:val="2"/>
+        </w:numPr>
+        <w:spacing w:before="60" w:after="60"/>
+      </w:pPr>
+      <w:r>
+        <w:rPr>
+          <w:b w:val="false"/>
+          <w:bCs w:val="false"/>
+          <w:color w:val="1F2937"/>
+          <w:sz w:val="22"/>
+          <w:szCs w:val="22"/>
+          <w:rFonts w:ascii="Arial" w:cs="Arial" w:eastAsia="Arial" w:hAnsi="Arial"/>
+        </w:rPr>
+        <w:t xml:space="preserve">AI Chat reasoning via hugchat module authenticated through HuggingFace session cookies in backend/cookie.json</w:t>
+      </w:r>
+    </w:p>
+    <w:p>
+      <w:pPr>
+        <w:pStyle w:val="ListParagraph"/>
+        <w:numPr>
+          <w:ilvl w:val="0"/>
+          <w:numId w:val="2"/>
+        </w:numPr>
+        <w:spacing w:before="60" w:after="60"/>
+      </w:pPr>
+      <w:r>
+        <w:rPr>
+          <w:b w:val="false"/>
+          <w:bCs w:val="false"/>
+          <w:color w:val="1F2937"/>
+          <w:sz w:val="22"/>
+          <w:szCs w:val="22"/>
+          <w:rFonts w:ascii="Arial" w:cs="Arial" w:eastAsia="Arial" w:hAnsi="Arial"/>
+        </w:rPr>
+        <w:t xml:space="preserve">Text-to-speech responses (pyttsx3 with Windows SAPI5 voice driver set at 174 WPM)</w:t>
+      </w:r>
+    </w:p>
+    <w:p>
+      <w:pPr>
+        <w:pStyle w:val="ListParagraph"/>
+        <w:numPr>
+          <w:ilvl w:val="0"/>
+          <w:numId w:val="2"/>
+        </w:numPr>
+        <w:spacing w:before="60" w:after="60"/>
+      </w:pPr>
+      <w:r>
+        <w:rPr>
+          <w:b w:val="false"/>
+          <w:bCs w:val="false"/>
+          <w:color w:val="1F2937"/>
+          <w:sz w:val="22"/>
+          <w:szCs w:val="22"/>
+          <w:rFonts w:ascii="Arial" w:cs="Arial" w:eastAsia="Arial" w:hAnsi="Arial"/>
+        </w:rPr>
+        <w:t xml:space="preserve">SQLite database (jarvis.db with tables: sys_command, web_command, contacts)</w:t>
+      </w:r>
+    </w:p>
+    <w:p>
+      <w:pPr>
+        <w:pStyle w:val="ListParagraph"/>
+        <w:numPr>
+          <w:ilvl w:val="0"/>
+          <w:numId w:val="2"/>
+        </w:numPr>
+        <w:spacing w:before="60" w:after="60"/>
+      </w:pPr>
+      <w:r>
+        <w:rPr>
+          <w:b w:val="false"/>
+          <w:bCs w:val="false"/>
+          <w:color w:val="1F2937"/>
+          <w:sz w:val="22"/>
+          <w:szCs w:val="22"/>
+          <w:rFonts w:ascii="Arial" w:cs="Arial" w:eastAsia="Arial" w:hAnsi="Arial"/>
+        </w:rPr>
+        <w:t xml:space="preserve">Eel-based web UI frontend served on localhost:8000 using edge web renderer mode</w:t>
       </w:r>
     </w:p>
     <w:p>
@@ -697,154 +739,91 @@
           <w:szCs w:val="28"/>
           <w:rFonts w:ascii="Arial" w:cs="Arial" w:eastAsia="Arial" w:hAnsi="Arial"/>
         </w:rPr>
-        <w:t xml:space="preserve">4.2 In Scope — Enterprise (Q4 2025 – Q1 2026)</w:t>
-      </w:r>
-    </w:p>
-    <w:p>
-      <w:pPr>
-        <w:pStyle w:val="ListParagraph"/>
-        <w:numPr>
-          <w:ilvl w:val="0"/>
-          <w:numId w:val="2"/>
-        </w:numPr>
-        <w:spacing w:before="60" w:after="60"/>
-      </w:pPr>
-      <w:r>
-        <w:rPr>
-          <w:b w:val="false"/>
-          <w:bCs w:val="false"/>
-          <w:color w:val="1F2937"/>
-          <w:sz w:val="22"/>
-          <w:szCs w:val="22"/>
-          <w:rFonts w:ascii="Arial" w:cs="Arial" w:eastAsia="Arial" w:hAnsi="Arial"/>
-        </w:rPr>
-        <w:t xml:space="preserve">Multi-user role-based access control (RBAC)</w:t>
-      </w:r>
-    </w:p>
-    <w:p>
-      <w:pPr>
-        <w:pStyle w:val="ListParagraph"/>
-        <w:numPr>
-          <w:ilvl w:val="0"/>
-          <w:numId w:val="2"/>
-        </w:numPr>
-        <w:spacing w:before="60" w:after="60"/>
-      </w:pPr>
-      <w:r>
-        <w:rPr>
-          <w:b w:val="false"/>
-          <w:bCs w:val="false"/>
-          <w:color w:val="1F2937"/>
-          <w:sz w:val="22"/>
-          <w:szCs w:val="22"/>
-          <w:rFonts w:ascii="Arial" w:cs="Arial" w:eastAsia="Arial" w:hAnsi="Arial"/>
-        </w:rPr>
-        <w:t xml:space="preserve">Enterprise SSO (SAML 2.0, OIDC)</w:t>
-      </w:r>
-    </w:p>
-    <w:p>
-      <w:pPr>
-        <w:pStyle w:val="ListParagraph"/>
-        <w:numPr>
-          <w:ilvl w:val="0"/>
-          <w:numId w:val="2"/>
-        </w:numPr>
-        <w:spacing w:before="60" w:after="60"/>
-      </w:pPr>
-      <w:r>
-        <w:rPr>
-          <w:b w:val="false"/>
-          <w:bCs w:val="false"/>
-          <w:color w:val="1F2937"/>
-          <w:sz w:val="22"/>
-          <w:szCs w:val="22"/>
-          <w:rFonts w:ascii="Arial" w:cs="Arial" w:eastAsia="Arial" w:hAnsi="Arial"/>
-        </w:rPr>
-        <w:t xml:space="preserve">Plugin/skill SDK with marketplace</w:t>
-      </w:r>
-    </w:p>
-    <w:p>
-      <w:pPr>
-        <w:pStyle w:val="ListParagraph"/>
-        <w:numPr>
-          <w:ilvl w:val="0"/>
-          <w:numId w:val="2"/>
-        </w:numPr>
-        <w:spacing w:before="60" w:after="60"/>
-      </w:pPr>
-      <w:r>
-        <w:rPr>
-          <w:b w:val="false"/>
-          <w:bCs w:val="false"/>
-          <w:color w:val="1F2937"/>
-          <w:sz w:val="22"/>
-          <w:szCs w:val="22"/>
-          <w:rFonts w:ascii="Arial" w:cs="Arial" w:eastAsia="Arial" w:hAnsi="Arial"/>
-        </w:rPr>
-        <w:t xml:space="preserve">Audit logging &amp; compliance reports</w:t>
-      </w:r>
-    </w:p>
-    <w:p>
-      <w:pPr>
-        <w:pStyle w:val="ListParagraph"/>
-        <w:numPr>
-          <w:ilvl w:val="0"/>
-          <w:numId w:val="2"/>
-        </w:numPr>
-        <w:spacing w:before="60" w:after="60"/>
-      </w:pPr>
-      <w:r>
-        <w:rPr>
-          <w:b w:val="false"/>
-          <w:bCs w:val="false"/>
-          <w:color w:val="1F2937"/>
-          <w:sz w:val="22"/>
-          <w:szCs w:val="22"/>
-          <w:rFonts w:ascii="Arial" w:cs="Arial" w:eastAsia="Arial" w:hAnsi="Arial"/>
-        </w:rPr>
-        <w:t xml:space="preserve">Admin dashboard (React SPA)</w:t>
-      </w:r>
-    </w:p>
-    <w:p>
-      <w:pPr>
-        <w:pStyle w:val="ListParagraph"/>
-        <w:numPr>
-          <w:ilvl w:val="0"/>
-          <w:numId w:val="2"/>
-        </w:numPr>
-        <w:spacing w:before="60" w:after="60"/>
-      </w:pPr>
-      <w:r>
-        <w:rPr>
-          <w:b w:val="false"/>
-          <w:bCs w:val="false"/>
-          <w:color w:val="1F2937"/>
-          <w:sz w:val="22"/>
-          <w:szCs w:val="22"/>
-          <w:rFonts w:ascii="Arial" w:cs="Arial" w:eastAsia="Arial" w:hAnsi="Arial"/>
-        </w:rPr>
-        <w:t xml:space="preserve">REST + WebSocket API for third-party integrations</w:t>
-      </w:r>
-    </w:p>
-    <w:p>
-      <w:pPr>
-        <w:pStyle w:val="ListParagraph"/>
-        <w:numPr>
-          <w:ilvl w:val="0"/>
-          <w:numId w:val="2"/>
-        </w:numPr>
-        <w:spacing w:before="60" w:after="60"/>
-      </w:pPr>
-      <w:r>
-        <w:rPr>
-          <w:b w:val="false"/>
-          <w:bCs w:val="false"/>
-          <w:color w:val="1F2937"/>
-          <w:sz w:val="22"/>
-          <w:szCs w:val="22"/>
-          <w:rFonts w:ascii="Arial" w:cs="Arial" w:eastAsia="Arial" w:hAnsi="Arial"/>
-        </w:rPr>
-        <w:t xml:space="preserve">Docker / Kubernetes deployment manifests</w:t>
+        <w:t xml:space="preserve">4.2 In Scope — Enterprise (Q4 2026 Roadmap)</w:t>
+      </w:r>
+    </w:p>
+    <w:p>
+      <w:pPr>
+        <w:pStyle w:val="ListParagraph"/>
+        <w:numPr>
+          <w:ilvl w:val="0"/>
+          <w:numId w:val="2"/>
+        </w:numPr>
+        <w:spacing w:before="60" w:after="60"/>
+      </w:pPr>
+      <w:r>
+        <w:rPr>
+          <w:b w:val="false"/>
+          <w:bCs w:val="false"/>
+          <w:color w:val="1F2937"/>
+          <w:sz w:val="22"/>
+          <w:szCs w:val="22"/>
+          <w:rFonts w:ascii="Arial" w:cs="Arial" w:eastAsia="Arial" w:hAnsi="Arial"/>
+        </w:rPr>
+        <w:t xml:space="preserve">Multi-user role-based access control (RBAC) backed by enterprise DB schemas</w:t>
+      </w:r>
+    </w:p>
+    <w:p>
+      <w:pPr>
+        <w:pStyle w:val="ListParagraph"/>
+        <w:numPr>
+          <w:ilvl w:val="0"/>
+          <w:numId w:val="2"/>
+        </w:numPr>
+        <w:spacing w:before="60" w:after="60"/>
+      </w:pPr>
+      <w:r>
+        <w:rPr>
+          <w:b w:val="false"/>
+          <w:bCs w:val="false"/>
+          <w:color w:val="1F2937"/>
+          <w:sz w:val="22"/>
+          <w:szCs w:val="22"/>
+          <w:rFonts w:ascii="Arial" w:cs="Arial" w:eastAsia="Arial" w:hAnsi="Arial"/>
+        </w:rPr>
+        <w:t xml:space="preserve">Enterprise SSO integrations (OIDC, SAML 2.0)</w:t>
+      </w:r>
+    </w:p>
+    <w:p>
+      <w:pPr>
+        <w:pStyle w:val="ListParagraph"/>
+        <w:numPr>
+          <w:ilvl w:val="0"/>
+          <w:numId w:val="2"/>
+        </w:numPr>
+        <w:spacing w:before="60" w:after="60"/>
+      </w:pPr>
+      <w:r>
+        <w:rPr>
+          <w:b w:val="false"/>
+          <w:bCs w:val="false"/>
+          <w:color w:val="1F2937"/>
+          <w:sz w:val="22"/>
+          <w:szCs w:val="22"/>
+          <w:rFonts w:ascii="Arial" w:cs="Arial" w:eastAsia="Arial" w:hAnsi="Arial"/>
+        </w:rPr>
+        <w:t xml:space="preserve">Centralized biometric database replacing the local trainer.yml files</w:t>
+      </w:r>
+    </w:p>
+    <w:p>
+      <w:pPr>
+        <w:pStyle w:val="ListParagraph"/>
+        <w:numPr>
+          <w:ilvl w:val="0"/>
+          <w:numId w:val="2"/>
+        </w:numPr>
+        <w:spacing w:before="60" w:after="60"/>
+      </w:pPr>
+      <w:r>
+        <w:rPr>
+          <w:b w:val="false"/>
+          <w:bCs w:val="false"/>
+          <w:color w:val="1F2937"/>
+          <w:sz w:val="22"/>
+          <w:szCs w:val="22"/>
+          <w:rFonts w:ascii="Arial" w:cs="Arial" w:eastAsia="Arial" w:hAnsi="Arial"/>
+        </w:rPr>
+        <w:t xml:space="preserve">Audit logging &amp; compliance reports for SOC 2 security validation</w:t>
       </w:r>
     </w:p>
     <w:p>
@@ -925,27 +904,6 @@
           <w:rFonts w:ascii="Arial" w:cs="Arial" w:eastAsia="Arial" w:hAnsi="Arial"/>
         </w:rPr>
         <w:t xml:space="preserve">Custom ASICs for on-device ML acceleration (Research track)</w:t>
-      </w:r>
-    </w:p>
-    <w:p>
-      <w:pPr>
-        <w:pStyle w:val="ListParagraph"/>
-        <w:numPr>
-          <w:ilvl w:val="0"/>
-          <w:numId w:val="2"/>
-        </w:numPr>
-        <w:spacing w:before="60" w:after="60"/>
-      </w:pPr>
-      <w:r>
-        <w:rPr>
-          <w:b w:val="false"/>
-          <w:bCs w:val="false"/>
-          <w:color w:val="1F2937"/>
-          <w:sz w:val="22"/>
-          <w:szCs w:val="22"/>
-          <w:rFonts w:ascii="Arial" w:cs="Arial" w:eastAsia="Arial" w:hAnsi="Arial"/>
-        </w:rPr>
-        <w:t xml:space="preserve">Blockchain-based credential management (Evaluation only)</w:t>
       </w:r>
     </w:p>
     <w:p>
@@ -1063,7 +1021,7 @@
                 <w:szCs w:val="21"/>
                 <w:rFonts w:ascii="Arial" w:cs="Arial" w:eastAsia="Arial" w:hAnsi="Arial"/>
               </w:rPr>
-              <w:t xml:space="preserve">Power User (Dev/Engineer)</w:t>
+              <w:t xml:space="preserve">Power User (krishna)</w:t>
             </w:r>
           </w:p>
         </w:tc>
@@ -1086,7 +1044,7 @@
                 <w:szCs w:val="21"/>
                 <w:rFonts w:ascii="Arial" w:cs="Arial" w:eastAsia="Arial" w:hAnsi="Arial"/>
               </w:rPr>
-              <w:t xml:space="preserve">Uses Jarvis for code generation, PR reviews, terminal commands via voice</w:t>
+              <w:t xml:space="preserve">Uses Jarvis for app launching, WhatsApp hands-free messages, and Google searches in preferred language</w:t>
             </w:r>
           </w:p>
         </w:tc>
@@ -1138,7 +1096,7 @@
                 <w:szCs w:val="21"/>
                 <w:rFonts w:ascii="Arial" w:cs="Arial" w:eastAsia="Arial" w:hAnsi="Arial"/>
               </w:rPr>
-              <w:t xml:space="preserve">Uses Jarvis for meeting summaries, email drafts, KPI dashboards</w:t>
+              <w:t xml:space="preserve">Uses Jarvis for fast queries, status checks, and voice-queries in regional Hindi or Marathi dialects</w:t>
             </w:r>
           </w:p>
         </w:tc>
@@ -1190,7 +1148,7 @@
                 <w:szCs w:val="21"/>
                 <w:rFonts w:ascii="Arial" w:cs="Arial" w:eastAsia="Arial" w:hAnsi="Arial"/>
               </w:rPr>
-              <w:t xml:space="preserve">Manages user onboarding, audit logs, plugin approvals</w:t>
+              <w:t xml:space="preserve">Manages database command registers (sys_command, web_command), updates cookie.json, and reviews logs</w:t>
             </w:r>
           </w:p>
         </w:tc>
@@ -1242,59 +1200,7 @@
                 <w:szCs w:val="21"/>
                 <w:rFonts w:ascii="Arial" w:cs="Arial" w:eastAsia="Arial" w:hAnsi="Arial"/>
               </w:rPr>
-              <w:t xml:space="preserve">Reviews biometric logs, configures auth policies, runs compliance reports</w:t>
-            </w:r>
-          </w:p>
-        </w:tc>
-      </w:tr>
-      <w:tr>
-        <w:trPr>
-          <w:tblHeader w:val="false"/>
-        </w:trPr>
-        <w:tc>
-          <w:tcPr>
-            <w:shd w:color="F3F4F6" w:val="solid"/>
-            <w:tcMar>
-              <w:top w:type="dxa" w:w="100"/>
-              <w:left w:type="dxa" w:w="150"/>
-              <w:bottom w:type="dxa" w:w="100"/>
-              <w:right w:type="dxa" w:w="150"/>
-            </w:tcMar>
-          </w:tcPr>
-          <w:p>
-            <w:r>
-              <w:rPr>
-                <w:b w:val="false"/>
-                <w:bCs w:val="false"/>
-                <w:color w:val="1F2937"/>
-                <w:sz w:val="21"/>
-                <w:szCs w:val="21"/>
-                <w:rFonts w:ascii="Arial" w:cs="Arial" w:eastAsia="Arial" w:hAnsi="Arial"/>
-              </w:rPr>
-              <w:t xml:space="preserve">New Employee</w:t>
-            </w:r>
-          </w:p>
-        </w:tc>
-        <w:tc>
-          <w:tcPr>
-            <w:tcMar>
-              <w:top w:type="dxa" w:w="100"/>
-              <w:left w:type="dxa" w:w="150"/>
-              <w:bottom w:type="dxa" w:w="100"/>
-              <w:right w:type="dxa" w:w="150"/>
-            </w:tcMar>
-          </w:tcPr>
-          <w:p>
-            <w:r>
-              <w:rPr>
-                <w:b w:val="false"/>
-                <w:bCs w:val="false"/>
-                <w:color w:val="1F2937"/>
-                <w:sz w:val="21"/>
-                <w:szCs w:val="21"/>
-                <w:rFonts w:ascii="Arial" w:cs="Arial" w:eastAsia="Arial" w:hAnsi="Arial"/>
-              </w:rPr>
-              <w:t xml:space="preserve">Onboarding guide, policy Q&amp;A, HR bot integration</w:t>
+              <w:t xml:space="preserve">Ensures biometric databases (trainer.yml) and session keys are secured using AES-256 local partitions</w:t>
             </w:r>
           </w:p>
         </w:tc>
@@ -1357,91 +1263,70 @@
           <w:szCs w:val="22"/>
           <w:rFonts w:ascii="Arial" w:cs="Arial" w:eastAsia="Arial" w:hAnsi="Arial"/>
         </w:rPr>
-        <w:t xml:space="preserve">FR-A1: System shall detect faces within 500ms of camera activation</w:t>
-      </w:r>
-    </w:p>
-    <w:p>
-      <w:pPr>
-        <w:pStyle w:val="ListParagraph"/>
-        <w:numPr>
-          <w:ilvl w:val="0"/>
-          <w:numId w:val="2"/>
-        </w:numPr>
-        <w:spacing w:before="60" w:after="60"/>
-      </w:pPr>
-      <w:r>
-        <w:rPr>
-          <w:b w:val="false"/>
-          <w:bCs w:val="false"/>
-          <w:color w:val="1F2937"/>
-          <w:sz w:val="22"/>
-          <w:szCs w:val="22"/>
-          <w:rFonts w:ascii="Arial" w:cs="Arial" w:eastAsia="Arial" w:hAnsi="Arial"/>
-        </w:rPr>
-        <w:t xml:space="preserve">FR-A2: System shall support enrollment of up to 50 faces per deployment</w:t>
-      </w:r>
-    </w:p>
-    <w:p>
-      <w:pPr>
-        <w:pStyle w:val="ListParagraph"/>
-        <w:numPr>
-          <w:ilvl w:val="0"/>
-          <w:numId w:val="2"/>
-        </w:numPr>
-        <w:spacing w:before="60" w:after="60"/>
-      </w:pPr>
-      <w:r>
-        <w:rPr>
-          <w:b w:val="false"/>
-          <w:bCs w:val="false"/>
-          <w:color w:val="1F2937"/>
-          <w:sz w:val="22"/>
-          <w:szCs w:val="22"/>
-          <w:rFonts w:ascii="Arial" w:cs="Arial" w:eastAsia="Arial" w:hAnsi="Arial"/>
-        </w:rPr>
-        <w:t xml:space="preserve">FR-A3: False acceptance rate (FAR) shall be &lt; 0.1%</w:t>
-      </w:r>
-    </w:p>
-    <w:p>
-      <w:pPr>
-        <w:pStyle w:val="ListParagraph"/>
-        <w:numPr>
-          <w:ilvl w:val="0"/>
-          <w:numId w:val="2"/>
-        </w:numPr>
-        <w:spacing w:before="60" w:after="60"/>
-      </w:pPr>
-      <w:r>
-        <w:rPr>
-          <w:b w:val="false"/>
-          <w:bCs w:val="false"/>
-          <w:color w:val="1F2937"/>
-          <w:sz w:val="22"/>
-          <w:szCs w:val="22"/>
-          <w:rFonts w:ascii="Arial" w:cs="Arial" w:eastAsia="Arial" w:hAnsi="Arial"/>
-        </w:rPr>
-        <w:t xml:space="preserve">FR-A4: System shall fall back to PIN after 3 failed face attempts</w:t>
-      </w:r>
-    </w:p>
-    <w:p>
-      <w:pPr>
-        <w:pStyle w:val="ListParagraph"/>
-        <w:numPr>
-          <w:ilvl w:val="0"/>
-          <w:numId w:val="2"/>
-        </w:numPr>
-        <w:spacing w:before="60" w:after="60"/>
-      </w:pPr>
-      <w:r>
-        <w:rPr>
-          <w:b w:val="false"/>
-          <w:bCs w:val="false"/>
-          <w:color w:val="1F2937"/>
-          <w:sz w:val="22"/>
-          <w:szCs w:val="22"/>
-          <w:rFonts w:ascii="Arial" w:cs="Arial" w:eastAsia="Arial" w:hAnsi="Arial"/>
-        </w:rPr>
-        <w:t xml:space="preserve">FR-A5: All biometric data shall be stored encrypted (AES-256) locally</w:t>
+        <w:t xml:space="preserve">FR-A1: System shall detect faces using cv2.CascadeClassifier with haarcascade_frontalface_default.xml</w:t>
+      </w:r>
+    </w:p>
+    <w:p>
+      <w:pPr>
+        <w:pStyle w:val="ListParagraph"/>
+        <w:numPr>
+          <w:ilvl w:val="0"/>
+          <w:numId w:val="2"/>
+        </w:numPr>
+        <w:spacing w:before="60" w:after="60"/>
+      </w:pPr>
+      <w:r>
+        <w:rPr>
+          <w:b w:val="false"/>
+          <w:bCs w:val="false"/>
+          <w:color w:val="1F2937"/>
+          <w:sz w:val="22"/>
+          <w:szCs w:val="22"/>
+          <w:rFonts w:ascii="Arial" w:cs="Arial" w:eastAsia="Arial" w:hAnsi="Arial"/>
+        </w:rPr>
+        <w:t xml:space="preserve">FR-A2: System shall match faces against trained features using LBPHFaceRecognizer with trainer.yml model</w:t>
+      </w:r>
+    </w:p>
+    <w:p>
+      <w:pPr>
+        <w:pStyle w:val="ListParagraph"/>
+        <w:numPr>
+          <w:ilvl w:val="0"/>
+          <w:numId w:val="2"/>
+        </w:numPr>
+        <w:spacing w:before="60" w:after="60"/>
+      </w:pPr>
+      <w:r>
+        <w:rPr>
+          <w:b w:val="false"/>
+          <w:bCs w:val="false"/>
+          <w:color w:val="1F2937"/>
+          <w:sz w:val="22"/>
+          <w:szCs w:val="22"/>
+          <w:rFonts w:ascii="Arial" w:cs="Arial" w:eastAsia="Arial" w:hAnsi="Arial"/>
+        </w:rPr>
+        <w:t xml:space="preserve">FR-A3: Biometric match scoring shall yield a distance indicator where &lt; 100 is treated as a successful validation</w:t>
+      </w:r>
+    </w:p>
+    <w:p>
+      <w:pPr>
+        <w:pStyle w:val="ListParagraph"/>
+        <w:numPr>
+          <w:ilvl w:val="0"/>
+          <w:numId w:val="2"/>
+        </w:numPr>
+        <w:spacing w:before="60" w:after="60"/>
+      </w:pPr>
+      <w:r>
+        <w:rPr>
+          <w:b w:val="false"/>
+          <w:bCs w:val="false"/>
+          <w:color w:val="1F2937"/>
+          <w:sz w:val="22"/>
+          <w:szCs w:val="22"/>
+          <w:rFonts w:ascii="Arial" w:cs="Arial" w:eastAsia="Arial" w:hAnsi="Arial"/>
+        </w:rPr>
+        <w:t xml:space="preserve">FR-A4: System shall shut down camera resources immediately after successful recognition or exit command (ESC)</w:t>
       </w:r>
     </w:p>
     <w:p>
@@ -1458,91 +1343,91 @@
           <w:szCs w:val="28"/>
           <w:rFonts w:ascii="Arial" w:cs="Arial" w:eastAsia="Arial" w:hAnsi="Arial"/>
         </w:rPr>
-        <w:t xml:space="preserve">6.2 Voice Processing Module</w:t>
-      </w:r>
-    </w:p>
-    <w:p>
-      <w:pPr>
-        <w:pStyle w:val="ListParagraph"/>
-        <w:numPr>
-          <w:ilvl w:val="0"/>
-          <w:numId w:val="2"/>
-        </w:numPr>
-        <w:spacing w:before="60" w:after="60"/>
-      </w:pPr>
-      <w:r>
-        <w:rPr>
-          <w:b w:val="false"/>
-          <w:bCs w:val="false"/>
-          <w:color w:val="1F2937"/>
-          <w:sz w:val="22"/>
-          <w:szCs w:val="22"/>
-          <w:rFonts w:ascii="Arial" w:cs="Arial" w:eastAsia="Arial" w:hAnsi="Arial"/>
-        </w:rPr>
-        <w:t xml:space="preserve">FR-V1: Hotword detection shall run continuously with &lt; 2% CPU overhead</w:t>
-      </w:r>
-    </w:p>
-    <w:p>
-      <w:pPr>
-        <w:pStyle w:val="ListParagraph"/>
-        <w:numPr>
-          <w:ilvl w:val="0"/>
-          <w:numId w:val="2"/>
-        </w:numPr>
-        <w:spacing w:before="60" w:after="60"/>
-      </w:pPr>
-      <w:r>
-        <w:rPr>
-          <w:b w:val="false"/>
-          <w:bCs w:val="false"/>
-          <w:color w:val="1F2937"/>
-          <w:sz w:val="22"/>
-          <w:szCs w:val="22"/>
-          <w:rFonts w:ascii="Arial" w:cs="Arial" w:eastAsia="Arial" w:hAnsi="Arial"/>
-        </w:rPr>
-        <w:t xml:space="preserve">FR-V2: STT accuracy shall exceed 95% for English in quiet environments</w:t>
-      </w:r>
-    </w:p>
-    <w:p>
-      <w:pPr>
-        <w:pStyle w:val="ListParagraph"/>
-        <w:numPr>
-          <w:ilvl w:val="0"/>
-          <w:numId w:val="2"/>
-        </w:numPr>
-        <w:spacing w:before="60" w:after="60"/>
-      </w:pPr>
-      <w:r>
-        <w:rPr>
-          <w:b w:val="false"/>
-          <w:bCs w:val="false"/>
-          <w:color w:val="1F2937"/>
-          <w:sz w:val="22"/>
-          <w:szCs w:val="22"/>
-          <w:rFonts w:ascii="Arial" w:cs="Arial" w:eastAsia="Arial" w:hAnsi="Arial"/>
-        </w:rPr>
-        <w:t xml:space="preserve">FR-V3: System shall handle commands up to 60 seconds in length</w:t>
-      </w:r>
-    </w:p>
-    <w:p>
-      <w:pPr>
-        <w:pStyle w:val="ListParagraph"/>
-        <w:numPr>
-          <w:ilvl w:val="0"/>
-          <w:numId w:val="2"/>
-        </w:numPr>
-        <w:spacing w:before="60" w:after="60"/>
-      </w:pPr>
-      <w:r>
-        <w:rPr>
-          <w:b w:val="false"/>
-          <w:bCs w:val="false"/>
-          <w:color w:val="1F2937"/>
-          <w:sz w:val="22"/>
-          <w:szCs w:val="22"/>
-          <w:rFonts w:ascii="Arial" w:cs="Arial" w:eastAsia="Arial" w:hAnsi="Arial"/>
-        </w:rPr>
-        <w:t xml:space="preserve">FR-V4: TTS response latency shall be &lt; 800ms for &lt; 50 word responses</w:t>
+        <w:t xml:space="preserve">6.2 Voice Processing &amp; Language Module</w:t>
+      </w:r>
+    </w:p>
+    <w:p>
+      <w:pPr>
+        <w:pStyle w:val="ListParagraph"/>
+        <w:numPr>
+          <w:ilvl w:val="0"/>
+          <w:numId w:val="2"/>
+        </w:numPr>
+        <w:spacing w:before="60" w:after="60"/>
+      </w:pPr>
+      <w:r>
+        <w:rPr>
+          <w:b w:val="false"/>
+          <w:bCs w:val="false"/>
+          <w:color w:val="1F2937"/>
+          <w:sz w:val="22"/>
+          <w:szCs w:val="22"/>
+          <w:rFonts w:ascii="Arial" w:cs="Arial" w:eastAsia="Arial" w:hAnsi="Arial"/>
+        </w:rPr>
+        <w:t xml:space="preserve">FR-V1: Hotword detection shall run in a separate background process using pvporcupine listening for keywords</w:t>
+      </w:r>
+    </w:p>
+    <w:p>
+      <w:pPr>
+        <w:pStyle w:val="ListParagraph"/>
+        <w:numPr>
+          <w:ilvl w:val="0"/>
+          <w:numId w:val="2"/>
+        </w:numPr>
+        <w:spacing w:before="60" w:after="60"/>
+      </w:pPr>
+      <w:r>
+        <w:rPr>
+          <w:b w:val="false"/>
+          <w:bCs w:val="false"/>
+          <w:color w:val="1F2937"/>
+          <w:sz w:val="22"/>
+          <w:szCs w:val="22"/>
+          <w:rFonts w:ascii="Arial" w:cs="Arial" w:eastAsia="Arial" w:hAnsi="Arial"/>
+        </w:rPr>
+        <w:t xml:space="preserve">FR-V2: Upon hotword match, system shall invoke pyautogui key downs to press Win+J, focusing the main UI shell</w:t>
+      </w:r>
+    </w:p>
+    <w:p>
+      <w:pPr>
+        <w:pStyle w:val="ListParagraph"/>
+        <w:numPr>
+          <w:ilvl w:val="0"/>
+          <w:numId w:val="2"/>
+        </w:numPr>
+        <w:spacing w:before="60" w:after="60"/>
+      </w:pPr>
+      <w:r>
+        <w:rPr>
+          <w:b w:val="false"/>
+          <w:bCs w:val="false"/>
+          <w:color w:val="1F2937"/>
+          <w:sz w:val="22"/>
+          <w:szCs w:val="22"/>
+          <w:rFonts w:ascii="Arial" w:cs="Arial" w:eastAsia="Arial" w:hAnsi="Arial"/>
+        </w:rPr>
+        <w:t xml:space="preserve">FR-V3: STT processing shall support English, Hindi, and Marathi utilizing recognize_google with corresponding locales (en-US, hi-IN, mr-IN)</w:t>
+      </w:r>
+    </w:p>
+    <w:p>
+      <w:pPr>
+        <w:pStyle w:val="ListParagraph"/>
+        <w:numPr>
+          <w:ilvl w:val="0"/>
+          <w:numId w:val="2"/>
+        </w:numPr>
+        <w:spacing w:before="60" w:after="60"/>
+      </w:pPr>
+      <w:r>
+        <w:rPr>
+          <w:b w:val="false"/>
+          <w:bCs w:val="false"/>
+          <w:color w:val="1F2937"/>
+          <w:sz w:val="22"/>
+          <w:szCs w:val="22"/>
+          <w:rFonts w:ascii="Arial" w:cs="Arial" w:eastAsia="Arial" w:hAnsi="Arial"/>
+        </w:rPr>
+        <w:t xml:space="preserve">FR-V4: User language preferences shall be saved automatically to language_config.json and persist across boots</w:t>
       </w:r>
     </w:p>
     <w:p>
@@ -1559,91 +1444,91 @@
           <w:szCs w:val="28"/>
           <w:rFonts w:ascii="Arial" w:cs="Arial" w:eastAsia="Arial" w:hAnsi="Arial"/>
         </w:rPr>
-        <w:t xml:space="preserve">6.3 LLM Reasoning Engine</w:t>
-      </w:r>
-    </w:p>
-    <w:p>
-      <w:pPr>
-        <w:pStyle w:val="ListParagraph"/>
-        <w:numPr>
-          <w:ilvl w:val="0"/>
-          <w:numId w:val="2"/>
-        </w:numPr>
-        <w:spacing w:before="60" w:after="60"/>
-      </w:pPr>
-      <w:r>
-        <w:rPr>
-          <w:b w:val="false"/>
-          <w:bCs w:val="false"/>
-          <w:color w:val="1F2937"/>
-          <w:sz w:val="22"/>
-          <w:szCs w:val="22"/>
-          <w:rFonts w:ascii="Arial" w:cs="Arial" w:eastAsia="Arial" w:hAnsi="Arial"/>
-        </w:rPr>
-        <w:t xml:space="preserve">FR-L1: System shall support pluggable LLM backends (local &amp; cloud)</w:t>
-      </w:r>
-    </w:p>
-    <w:p>
-      <w:pPr>
-        <w:pStyle w:val="ListParagraph"/>
-        <w:numPr>
-          <w:ilvl w:val="0"/>
-          <w:numId w:val="2"/>
-        </w:numPr>
-        <w:spacing w:before="60" w:after="60"/>
-      </w:pPr>
-      <w:r>
-        <w:rPr>
-          <w:b w:val="false"/>
-          <w:bCs w:val="false"/>
-          <w:color w:val="1F2937"/>
-          <w:sz w:val="22"/>
-          <w:szCs w:val="22"/>
-          <w:rFonts w:ascii="Arial" w:cs="Arial" w:eastAsia="Arial" w:hAnsi="Arial"/>
-        </w:rPr>
-        <w:t xml:space="preserve">FR-L2: Context window shall maintain last 20 conversation turns</w:t>
-      </w:r>
-    </w:p>
-    <w:p>
-      <w:pPr>
-        <w:pStyle w:val="ListParagraph"/>
-        <w:numPr>
-          <w:ilvl w:val="0"/>
-          <w:numId w:val="2"/>
-        </w:numPr>
-        <w:spacing w:before="60" w:after="60"/>
-      </w:pPr>
-      <w:r>
-        <w:rPr>
-          <w:b w:val="false"/>
-          <w:bCs w:val="false"/>
-          <w:color w:val="1F2937"/>
-          <w:sz w:val="22"/>
-          <w:szCs w:val="22"/>
-          <w:rFonts w:ascii="Arial" w:cs="Arial" w:eastAsia="Arial" w:hAnsi="Arial"/>
-        </w:rPr>
-        <w:t xml:space="preserve">FR-L3: System shall stream tokens to UI for perceived responsiveness</w:t>
-      </w:r>
-    </w:p>
-    <w:p>
-      <w:pPr>
-        <w:pStyle w:val="ListParagraph"/>
-        <w:numPr>
-          <w:ilvl w:val="0"/>
-          <w:numId w:val="2"/>
-        </w:numPr>
-        <w:spacing w:before="60" w:after="60"/>
-      </w:pPr>
-      <w:r>
-        <w:rPr>
-          <w:b w:val="false"/>
-          <w:bCs w:val="false"/>
-          <w:color w:val="1F2937"/>
-          <w:sz w:val="22"/>
-          <w:szCs w:val="22"/>
-          <w:rFonts w:ascii="Arial" w:cs="Arial" w:eastAsia="Arial" w:hAnsi="Arial"/>
-        </w:rPr>
-        <w:t xml:space="preserve">FR-L4: System shall cite sources when drawing from indexed documents</w:t>
+        <w:t xml:space="preserve">6.3 LLM Reasoning &amp; NLU Engine</w:t>
+      </w:r>
+    </w:p>
+    <w:p>
+      <w:pPr>
+        <w:pStyle w:val="ListParagraph"/>
+        <w:numPr>
+          <w:ilvl w:val="0"/>
+          <w:numId w:val="2"/>
+        </w:numPr>
+        <w:spacing w:before="60" w:after="60"/>
+      </w:pPr>
+      <w:r>
+        <w:rPr>
+          <w:b w:val="false"/>
+          <w:bCs w:val="false"/>
+          <w:color w:val="1F2937"/>
+          <w:sz w:val="22"/>
+          <w:szCs w:val="22"/>
+          <w:rFonts w:ascii="Arial" w:cs="Arial" w:eastAsia="Arial" w:hAnsi="Arial"/>
+        </w:rPr>
+        <w:t xml:space="preserve">FR-L1: AI Chat capability shall utilize hugchat module authenticated via backend/cookie.json. The system shall fall back gracefully with clear warnings if cookies are missing or empty.</w:t>
+      </w:r>
+    </w:p>
+    <w:p>
+      <w:pPr>
+        <w:pStyle w:val="ListParagraph"/>
+        <w:numPr>
+          <w:ilvl w:val="0"/>
+          <w:numId w:val="2"/>
+        </w:numPr>
+        <w:spacing w:before="60" w:after="60"/>
+      </w:pPr>
+      <w:r>
+        <w:rPr>
+          <w:b w:val="false"/>
+          <w:bCs w:val="false"/>
+          <w:color w:val="1F2937"/>
+          <w:sz w:val="22"/>
+          <w:szCs w:val="22"/>
+          <w:rFonts w:ascii="Arial" w:cs="Arial" w:eastAsia="Arial" w:hAnsi="Arial"/>
+        </w:rPr>
+        <w:t xml:space="preserve">FR-L2: System shall use CommandProcessor sequence matcher similarity ratios (threshold: 0.5) to route intents</w:t>
+      </w:r>
+    </w:p>
+    <w:p>
+      <w:pPr>
+        <w:pStyle w:val="ListParagraph"/>
+        <w:numPr>
+          <w:ilvl w:val="0"/>
+          <w:numId w:val="2"/>
+        </w:numPr>
+        <w:spacing w:before="60" w:after="60"/>
+      </w:pPr>
+      <w:r>
+        <w:rPr>
+          <w:b w:val="false"/>
+          <w:bCs w:val="false"/>
+          <w:color w:val="1F2937"/>
+          <w:sz w:val="22"/>
+          <w:szCs w:val="22"/>
+          <w:rFonts w:ascii="Arial" w:cs="Arial" w:eastAsia="Arial" w:hAnsi="Arial"/>
+        </w:rPr>
+        <w:t xml:space="preserve">FR-L3: System shall parse parameters (entities) by removing stop words ('open', 'play', 'send', 'call')</w:t>
+      </w:r>
+    </w:p>
+    <w:p>
+      <w:pPr>
+        <w:pStyle w:val="ListParagraph"/>
+        <w:numPr>
+          <w:ilvl w:val="0"/>
+          <w:numId w:val="2"/>
+        </w:numPr>
+        <w:spacing w:before="60" w:after="60"/>
+      </w:pPr>
+      <w:r>
+        <w:rPr>
+          <w:b w:val="false"/>
+          <w:bCs w:val="false"/>
+          <w:color w:val="1F2937"/>
+          <w:sz w:val="22"/>
+          <w:szCs w:val="22"/>
+          <w:rFonts w:ascii="Arial" w:cs="Arial" w:eastAsia="Arial" w:hAnsi="Arial"/>
+        </w:rPr>
+        <w:t xml:space="preserve">FR-L4: Conversation tracking shall maintain last command and last entity keys within a local context dictionary</w:t>
       </w:r>
     </w:p>
     <w:p>
@@ -1660,107 +1545,70 @@
           <w:szCs w:val="28"/>
           <w:rFonts w:ascii="Arial" w:cs="Arial" w:eastAsia="Arial" w:hAnsi="Arial"/>
         </w:rPr>
-        <w:t xml:space="preserve">6.4 Antigravity Vibe Coding Engine</w:t>
-      </w:r>
-    </w:p>
-    <w:p>
-      <w:pPr>
-        <w:spacing w:before="80" w:after="80"/>
-      </w:pPr>
-      <w:r>
-        <w:rPr>
-          <w:b w:val="false"/>
-          <w:bCs w:val="false"/>
-          <w:color w:val="1F2937"/>
-          <w:sz w:val="22"/>
-          <w:szCs w:val="22"/>
-          <w:rFonts w:ascii="Arial" w:cs="Arial" w:eastAsia="Arial" w:hAnsi="Arial"/>
-        </w:rPr>
-        <w:t xml:space="preserve">The Vibe Coding Engine is Antigravity's proprietary differentiator — an embedded AI pair-programmer accessible via voice:</w:t>
-      </w:r>
-    </w:p>
-    <w:p>
-      <w:pPr>
-        <w:pStyle w:val="ListParagraph"/>
-        <w:numPr>
-          <w:ilvl w:val="0"/>
-          <w:numId w:val="2"/>
-        </w:numPr>
-        <w:spacing w:before="60" w:after="60"/>
-      </w:pPr>
-      <w:r>
-        <w:rPr>
-          <w:b w:val="false"/>
-          <w:bCs w:val="false"/>
-          <w:color w:val="1F2937"/>
-          <w:sz w:val="22"/>
-          <w:szCs w:val="22"/>
-          <w:rFonts w:ascii="Arial" w:cs="Arial" w:eastAsia="Arial" w:hAnsi="Arial"/>
-        </w:rPr>
-        <w:t xml:space="preserve">FR-VC1: User can say 'Jarvis, write a Python function to...' and receive streaming code</w:t>
-      </w:r>
-    </w:p>
-    <w:p>
-      <w:pPr>
-        <w:pStyle w:val="ListParagraph"/>
-        <w:numPr>
-          <w:ilvl w:val="0"/>
-          <w:numId w:val="2"/>
-        </w:numPr>
-        <w:spacing w:before="60" w:after="60"/>
-      </w:pPr>
-      <w:r>
-        <w:rPr>
-          <w:b w:val="false"/>
-          <w:bCs w:val="false"/>
-          <w:color w:val="1F2937"/>
-          <w:sz w:val="22"/>
-          <w:szCs w:val="22"/>
-          <w:rFonts w:ascii="Arial" w:cs="Arial" w:eastAsia="Arial" w:hAnsi="Arial"/>
-        </w:rPr>
-        <w:t xml:space="preserve">FR-VC2: Engine shall execute sandboxed code snippets and return stdout</w:t>
-      </w:r>
-    </w:p>
-    <w:p>
-      <w:pPr>
-        <w:pStyle w:val="ListParagraph"/>
-        <w:numPr>
-          <w:ilvl w:val="0"/>
-          <w:numId w:val="2"/>
-        </w:numPr>
-        <w:spacing w:before="60" w:after="60"/>
-      </w:pPr>
-      <w:r>
-        <w:rPr>
-          <w:b w:val="false"/>
-          <w:bCs w:val="false"/>
-          <w:color w:val="1F2937"/>
-          <w:sz w:val="22"/>
-          <w:szCs w:val="22"/>
-          <w:rFonts w:ascii="Arial" w:cs="Arial" w:eastAsia="Arial" w:hAnsi="Arial"/>
-        </w:rPr>
-        <w:t xml:space="preserve">FR-VC3: Engine shall integrate with VS Code extension (Phase 2)</w:t>
-      </w:r>
-    </w:p>
-    <w:p>
-      <w:pPr>
-        <w:pStyle w:val="ListParagraph"/>
-        <w:numPr>
-          <w:ilvl w:val="0"/>
-          <w:numId w:val="2"/>
-        </w:numPr>
-        <w:spacing w:before="60" w:after="60"/>
-      </w:pPr>
-      <w:r>
-        <w:rPr>
-          <w:b w:val="false"/>
-          <w:bCs w:val="false"/>
-          <w:color w:val="1F2937"/>
-          <w:sz w:val="22"/>
-          <w:szCs w:val="22"/>
-          <w:rFonts w:ascii="Arial" w:cs="Arial" w:eastAsia="Arial" w:hAnsi="Arial"/>
-        </w:rPr>
-        <w:t xml:space="preserve">FR-VC4: Engine shall support 20+ programming languages</w:t>
+        <w:t xml:space="preserve">6.4 Integration &amp; Execution Adapter</w:t>
+      </w:r>
+    </w:p>
+    <w:p>
+      <w:pPr>
+        <w:pStyle w:val="ListParagraph"/>
+        <w:numPr>
+          <w:ilvl w:val="0"/>
+          <w:numId w:val="2"/>
+        </w:numPr>
+        <w:spacing w:before="60" w:after="60"/>
+      </w:pPr>
+      <w:r>
+        <w:rPr>
+          <w:b w:val="false"/>
+          <w:bCs w:val="false"/>
+          <w:color w:val="1F2937"/>
+          <w:sz w:val="22"/>
+          <w:szCs w:val="22"/>
+          <w:rFonts w:ascii="Arial" w:cs="Arial" w:eastAsia="Arial" w:hAnsi="Arial"/>
+        </w:rPr>
+        <w:t xml:space="preserve">FR-I1: Application launching shall scan the SQLite database (jarvis.db) tables sys_command and web_command to map commands to local executables or web browser URLs.</w:t>
+      </w:r>
+    </w:p>
+    <w:p>
+      <w:pPr>
+        <w:pStyle w:val="ListParagraph"/>
+        <w:numPr>
+          <w:ilvl w:val="0"/>
+          <w:numId w:val="2"/>
+        </w:numPr>
+        <w:spacing w:before="60" w:after="60"/>
+      </w:pPr>
+      <w:r>
+        <w:rPr>
+          <w:b w:val="false"/>
+          <w:bCs w:val="false"/>
+          <w:color w:val="1F2937"/>
+          <w:sz w:val="22"/>
+          <w:szCs w:val="22"/>
+          <w:rFonts w:ascii="Arial" w:cs="Arial" w:eastAsia="Arial" w:hAnsi="Arial"/>
+        </w:rPr>
+        <w:t xml:space="preserve">FR-I2: WhatsApp integrations shall support messaging, calling, and video calling via URL schemes (whatsapp://) and simulated tab sequences.</w:t>
+      </w:r>
+    </w:p>
+    <w:p>
+      <w:pPr>
+        <w:pStyle w:val="ListParagraph"/>
+        <w:numPr>
+          <w:ilvl w:val="0"/>
+          <w:numId w:val="2"/>
+        </w:numPr>
+        <w:spacing w:before="60" w:after="60"/>
+      </w:pPr>
+      <w:r>
+        <w:rPr>
+          <w:b w:val="false"/>
+          <w:bCs w:val="false"/>
+          <w:color w:val="1F2937"/>
+          <w:sz w:val="22"/>
+          <w:szCs w:val="22"/>
+          <w:rFonts w:ascii="Arial" w:cs="Arial" w:eastAsia="Arial" w:hAnsi="Arial"/>
+        </w:rPr>
+        <w:t xml:space="preserve">FR-I3: YouTube playbacks shall execute search terms extracted from user queries via pywhatkit.playonyt</w:t>
       </w:r>
     </w:p>
     <w:p>
@@ -1901,7 +1749,7 @@
                 <w:szCs w:val="21"/>
                 <w:rFonts w:ascii="Arial" w:cs="Arial" w:eastAsia="Arial" w:hAnsi="Arial"/>
               </w:rPr>
-              <w:t xml:space="preserve">Cold start &lt; 5s; command response &lt; 2s P95</w:t>
+              <w:t xml:space="preserve">Edge authentication &lt; 2s; local command processing &lt; 100ms; speech rate optimized to 174 WPM</w:t>
             </w:r>
           </w:p>
         </w:tc>
@@ -1953,7 +1801,7 @@
                 <w:szCs w:val="21"/>
                 <w:rFonts w:ascii="Arial" w:cs="Arial" w:eastAsia="Arial" w:hAnsi="Arial"/>
               </w:rPr>
-              <w:t xml:space="preserve">99.9% uptime for cloud services; offline degraded mode for core features</w:t>
+              <w:t xml:space="preserve">99.9% uptime for cloud services; offline local application execution without active internet connection</w:t>
             </w:r>
           </w:p>
         </w:tc>
@@ -2005,7 +1853,7 @@
                 <w:szCs w:val="21"/>
                 <w:rFonts w:ascii="Arial" w:cs="Arial" w:eastAsia="Arial" w:hAnsi="Arial"/>
               </w:rPr>
-              <w:t xml:space="preserve">AES-256 at rest; TLS 1.3 in transit; OWASP Top 10 mitigated</w:t>
+              <w:t xml:space="preserve">Local data protection; cookie.json and trainer.yml stored on secured workspace volumes; seccomp profiles for execution</w:t>
             </w:r>
           </w:p>
         </w:tc>
@@ -2034,7 +1882,7 @@
                 <w:szCs w:val="21"/>
                 <w:rFonts w:ascii="Arial" w:cs="Arial" w:eastAsia="Arial" w:hAnsi="Arial"/>
               </w:rPr>
-              <w:t xml:space="preserve">Scalability</w:t>
+              <w:t xml:space="preserve">Compatibility</w:t>
             </w:r>
           </w:p>
         </w:tc>
@@ -2057,111 +1905,7 @@
                 <w:szCs w:val="21"/>
                 <w:rFonts w:ascii="Arial" w:cs="Arial" w:eastAsia="Arial" w:hAnsi="Arial"/>
               </w:rPr>
-              <w:t xml:space="preserve">Multi-tenant SaaS: 10,000+ concurrent users per cluster</w:t>
-            </w:r>
-          </w:p>
-        </w:tc>
-      </w:tr>
-      <w:tr>
-        <w:trPr>
-          <w:tblHeader w:val="false"/>
-        </w:trPr>
-        <w:tc>
-          <w:tcPr>
-            <w:shd w:color="F3F4F6" w:val="solid"/>
-            <w:tcMar>
-              <w:top w:type="dxa" w:w="100"/>
-              <w:left w:type="dxa" w:w="150"/>
-              <w:bottom w:type="dxa" w:w="100"/>
-              <w:right w:type="dxa" w:w="150"/>
-            </w:tcMar>
-          </w:tcPr>
-          <w:p>
-            <w:r>
-              <w:rPr>
-                <w:b w:val="false"/>
-                <w:bCs w:val="false"/>
-                <w:color w:val="1F2937"/>
-                <w:sz w:val="21"/>
-                <w:szCs w:val="21"/>
-                <w:rFonts w:ascii="Arial" w:cs="Arial" w:eastAsia="Arial" w:hAnsi="Arial"/>
-              </w:rPr>
-              <w:t xml:space="preserve">Accessibility</w:t>
-            </w:r>
-          </w:p>
-        </w:tc>
-        <w:tc>
-          <w:tcPr>
-            <w:tcMar>
-              <w:top w:type="dxa" w:w="100"/>
-              <w:left w:type="dxa" w:w="150"/>
-              <w:bottom w:type="dxa" w:w="100"/>
-              <w:right w:type="dxa" w:w="150"/>
-            </w:tcMar>
-          </w:tcPr>
-          <w:p>
-            <w:r>
-              <w:rPr>
-                <w:b w:val="false"/>
-                <w:bCs w:val="false"/>
-                <w:color w:val="1F2937"/>
-                <w:sz w:val="21"/>
-                <w:szCs w:val="21"/>
-                <w:rFonts w:ascii="Arial" w:cs="Arial" w:eastAsia="Arial" w:hAnsi="Arial"/>
-              </w:rPr>
-              <w:t xml:space="preserve">WCAG 2.1 AA for web UI</w:t>
-            </w:r>
-          </w:p>
-        </w:tc>
-      </w:tr>
-      <w:tr>
-        <w:trPr>
-          <w:tblHeader w:val="false"/>
-        </w:trPr>
-        <w:tc>
-          <w:tcPr>
-            <w:shd w:color="F3F4F6" w:val="solid"/>
-            <w:tcMar>
-              <w:top w:type="dxa" w:w="100"/>
-              <w:left w:type="dxa" w:w="150"/>
-              <w:bottom w:type="dxa" w:w="100"/>
-              <w:right w:type="dxa" w:w="150"/>
-            </w:tcMar>
-          </w:tcPr>
-          <w:p>
-            <w:r>
-              <w:rPr>
-                <w:b w:val="false"/>
-                <w:bCs w:val="false"/>
-                <w:color w:val="1F2937"/>
-                <w:sz w:val="21"/>
-                <w:szCs w:val="21"/>
-                <w:rFonts w:ascii="Arial" w:cs="Arial" w:eastAsia="Arial" w:hAnsi="Arial"/>
-              </w:rPr>
-              <w:t xml:space="preserve">Observability</w:t>
-            </w:r>
-          </w:p>
-        </w:tc>
-        <w:tc>
-          <w:tcPr>
-            <w:tcMar>
-              <w:top w:type="dxa" w:w="100"/>
-              <w:left w:type="dxa" w:w="150"/>
-              <w:bottom w:type="dxa" w:w="100"/>
-              <w:right w:type="dxa" w:w="150"/>
-            </w:tcMar>
-          </w:tcPr>
-          <w:p>
-            <w:r>
-              <w:rPr>
-                <w:b w:val="false"/>
-                <w:bCs w:val="false"/>
-                <w:color w:val="1F2937"/>
-                <w:sz w:val="21"/>
-                <w:szCs w:val="21"/>
-                <w:rFonts w:ascii="Arial" w:cs="Arial" w:eastAsia="Arial" w:hAnsi="Arial"/>
-              </w:rPr>
-              <w:t xml:space="preserve">OpenTelemetry traces, Prometheus metrics, Loki logs</w:t>
+              <w:t xml:space="preserve">Runs on standard Windows 10/11 platforms with Edge chromium HTML renderer support</w:t>
             </w:r>
           </w:p>
         </w:tc>
@@ -2207,112 +1951,70 @@
           <w:szCs w:val="22"/>
           <w:rFonts w:ascii="Arial" w:cs="Arial" w:eastAsia="Arial" w:hAnsi="Arial"/>
         </w:rPr>
-        <w:t xml:space="preserve">DAU/MAU ratio &gt; 60% (strong retention)</w:t>
-      </w:r>
-    </w:p>
-    <w:p>
-      <w:pPr>
-        <w:pStyle w:val="ListParagraph"/>
-        <w:numPr>
-          <w:ilvl w:val="0"/>
-          <w:numId w:val="2"/>
-        </w:numPr>
-        <w:spacing w:before="60" w:after="60"/>
-      </w:pPr>
-      <w:r>
-        <w:rPr>
-          <w:b w:val="false"/>
-          <w:bCs w:val="false"/>
-          <w:color w:val="1F2937"/>
-          <w:sz w:val="22"/>
-          <w:szCs w:val="22"/>
-          <w:rFonts w:ascii="Arial" w:cs="Arial" w:eastAsia="Arial" w:hAnsi="Arial"/>
-        </w:rPr>
-        <w:t xml:space="preserve">Authentication success rate &gt; 98% in controlled environments</w:t>
-      </w:r>
-    </w:p>
-    <w:p>
-      <w:pPr>
-        <w:pStyle w:val="ListParagraph"/>
-        <w:numPr>
-          <w:ilvl w:val="0"/>
-          <w:numId w:val="2"/>
-        </w:numPr>
-        <w:spacing w:before="60" w:after="60"/>
-      </w:pPr>
-      <w:r>
-        <w:rPr>
-          <w:b w:val="false"/>
-          <w:bCs w:val="false"/>
-          <w:color w:val="1F2937"/>
-          <w:sz w:val="22"/>
-          <w:szCs w:val="22"/>
-          <w:rFonts w:ascii="Arial" w:cs="Arial" w:eastAsia="Arial" w:hAnsi="Arial"/>
-        </w:rPr>
-        <w:t xml:space="preserve">NPS &gt; 45 in enterprise pilot programs</w:t>
-      </w:r>
-    </w:p>
-    <w:p>
-      <w:pPr>
-        <w:pStyle w:val="ListParagraph"/>
-        <w:numPr>
-          <w:ilvl w:val="0"/>
-          <w:numId w:val="2"/>
-        </w:numPr>
-        <w:spacing w:before="60" w:after="60"/>
-      </w:pPr>
-      <w:r>
-        <w:rPr>
-          <w:b w:val="false"/>
-          <w:bCs w:val="false"/>
-          <w:color w:val="1F2937"/>
-          <w:sz w:val="22"/>
-          <w:szCs w:val="22"/>
-          <w:rFonts w:ascii="Arial" w:cs="Arial" w:eastAsia="Arial" w:hAnsi="Arial"/>
-        </w:rPr>
-        <w:t xml:space="preserve">Command completion rate &gt; 92% (intent correctly resolved)</w:t>
-      </w:r>
-    </w:p>
-    <w:p>
-      <w:pPr>
-        <w:pStyle w:val="ListParagraph"/>
-        <w:numPr>
-          <w:ilvl w:val="0"/>
-          <w:numId w:val="2"/>
-        </w:numPr>
-        <w:spacing w:before="60" w:after="60"/>
-      </w:pPr>
-      <w:r>
-        <w:rPr>
-          <w:b w:val="false"/>
-          <w:bCs w:val="false"/>
-          <w:color w:val="1F2937"/>
-          <w:sz w:val="22"/>
-          <w:szCs w:val="22"/>
-          <w:rFonts w:ascii="Arial" w:cs="Arial" w:eastAsia="Arial" w:hAnsi="Arial"/>
-        </w:rPr>
-        <w:t xml:space="preserve">Time-to-first-command &lt; 30 seconds from cold boot</w:t>
-      </w:r>
-    </w:p>
-    <w:p>
-      <w:pPr>
-        <w:pStyle w:val="ListParagraph"/>
-        <w:numPr>
-          <w:ilvl w:val="0"/>
-          <w:numId w:val="2"/>
-        </w:numPr>
-        <w:spacing w:before="60" w:after="60"/>
-      </w:pPr>
-      <w:r>
-        <w:rPr>
-          <w:b w:val="false"/>
-          <w:bCs w:val="false"/>
-          <w:color w:val="1F2937"/>
-          <w:sz w:val="22"/>
-          <w:szCs w:val="22"/>
-          <w:rFonts w:ascii="Arial" w:cs="Arial" w:eastAsia="Arial" w:hAnsi="Arial"/>
-        </w:rPr>
-        <w:t xml:space="preserve">Zero critical security incidents in first 12 months post-launch</w:t>
+        <w:t xml:space="preserve">Biometric authentication success rate &gt; 98% in typical desktop lighting environments</w:t>
+      </w:r>
+    </w:p>
+    <w:p>
+      <w:pPr>
+        <w:pStyle w:val="ListParagraph"/>
+        <w:numPr>
+          <w:ilvl w:val="0"/>
+          <w:numId w:val="2"/>
+        </w:numPr>
+        <w:spacing w:before="60" w:after="60"/>
+      </w:pPr>
+      <w:r>
+        <w:rPr>
+          <w:b w:val="false"/>
+          <w:bCs w:val="false"/>
+          <w:color w:val="1F2937"/>
+          <w:sz w:val="22"/>
+          <w:szCs w:val="22"/>
+          <w:rFonts w:ascii="Arial" w:cs="Arial" w:eastAsia="Arial" w:hAnsi="Arial"/>
+        </w:rPr>
+        <w:t xml:space="preserve">NLU intent routing accuracy &gt; 92% utilizing fuzzy SequenceMatcher processing</w:t>
+      </w:r>
+    </w:p>
+    <w:p>
+      <w:pPr>
+        <w:pStyle w:val="ListParagraph"/>
+        <w:numPr>
+          <w:ilvl w:val="0"/>
+          <w:numId w:val="2"/>
+        </w:numPr>
+        <w:spacing w:before="60" w:after="60"/>
+      </w:pPr>
+      <w:r>
+        <w:rPr>
+          <w:b w:val="false"/>
+          <w:bCs w:val="false"/>
+          <w:color w:val="1F2937"/>
+          <w:sz w:val="22"/>
+          <w:szCs w:val="22"/>
+          <w:rFonts w:ascii="Arial" w:cs="Arial" w:eastAsia="Arial" w:hAnsi="Arial"/>
+        </w:rPr>
+        <w:t xml:space="preserve">Zero database corruption incidents across SQLite deployments</w:t>
+      </w:r>
+    </w:p>
+    <w:p>
+      <w:pPr>
+        <w:pStyle w:val="ListParagraph"/>
+        <w:numPr>
+          <w:ilvl w:val="0"/>
+          <w:numId w:val="2"/>
+        </w:numPr>
+        <w:spacing w:before="60" w:after="60"/>
+      </w:pPr>
+      <w:r>
+        <w:rPr>
+          <w:b w:val="false"/>
+          <w:bCs w:val="false"/>
+          <w:color w:val="1F2937"/>
+          <w:sz w:val="22"/>
+          <w:szCs w:val="22"/>
+          <w:rFonts w:ascii="Arial" w:cs="Arial" w:eastAsia="Arial" w:hAnsi="Arial"/>
+        </w:rPr>
+        <w:t xml:space="preserve">Hotword CPU overhead kept below 3% using pvporcupine engine</w:t>
       </w:r>
     </w:p>
     <w:p>
@@ -2478,7 +2180,7 @@
                 <w:szCs w:val="21"/>
                 <w:rFonts w:ascii="Arial" w:cs="Arial" w:eastAsia="Arial" w:hAnsi="Arial"/>
               </w:rPr>
-              <w:t xml:space="preserve">Q2 2025</w:t>
+              <w:t xml:space="preserve">June 2026</w:t>
             </w:r>
           </w:p>
         </w:tc>
@@ -2501,7 +2203,7 @@
                 <w:szCs w:val="21"/>
                 <w:rFonts w:ascii="Arial" w:cs="Arial" w:eastAsia="Arial" w:hAnsi="Arial"/>
               </w:rPr>
-              <w:t xml:space="preserve">Open-source prototype stabilization, CI/CD, unit tests &gt; 80% coverage</w:t>
+              <w:t xml:space="preserve">Stabilization of version 1.2: OpenCV LBPH, pvporcupine, hugchat fallback, and SQLite registers</w:t>
             </w:r>
           </w:p>
         </w:tc>
@@ -2553,7 +2255,7 @@
                 <w:szCs w:val="21"/>
                 <w:rFonts w:ascii="Arial" w:cs="Arial" w:eastAsia="Arial" w:hAnsi="Arial"/>
               </w:rPr>
-              <w:t xml:space="preserve">Q3 2025</w:t>
+              <w:t xml:space="preserve">Q3 2026</w:t>
             </w:r>
           </w:p>
         </w:tc>
@@ -2576,7 +2278,7 @@
                 <w:szCs w:val="21"/>
                 <w:rFonts w:ascii="Arial" w:cs="Arial" w:eastAsia="Arial" w:hAnsi="Arial"/>
               </w:rPr>
-              <w:t xml:space="preserve">MVP launch: face auth + voice + LLM, beta with 5 design partners</w:t>
+              <w:t xml:space="preserve">Enterprise migration: transition to central PostgreSQL, deployment of RBAC schemas</w:t>
             </w:r>
           </w:p>
         </w:tc>
@@ -2628,7 +2330,7 @@
                 <w:szCs w:val="21"/>
                 <w:rFonts w:ascii="Arial" w:cs="Arial" w:eastAsia="Arial" w:hAnsi="Arial"/>
               </w:rPr>
-              <w:t xml:space="preserve">Q4 2025</w:t>
+              <w:t xml:space="preserve">Q4 2026</w:t>
             </w:r>
           </w:p>
         </w:tc>
@@ -2651,574 +2353,7 @@
                 <w:szCs w:val="21"/>
                 <w:rFonts w:ascii="Arial" w:cs="Arial" w:eastAsia="Arial" w:hAnsi="Arial"/>
               </w:rPr>
-              <w:t xml:space="preserve">Enterprise features: RBAC, SSO, plugin SDK, admin dashboard</w:t>
-            </w:r>
-          </w:p>
-        </w:tc>
-      </w:tr>
-      <w:tr>
-        <w:trPr>
-          <w:tblHeader w:val="false"/>
-        </w:trPr>
-        <w:tc>
-          <w:tcPr>
-            <w:shd w:color="F3F4F6" w:val="solid"/>
-            <w:tcMar>
-              <w:top w:type="dxa" w:w="100"/>
-              <w:left w:type="dxa" w:w="150"/>
-              <w:bottom w:type="dxa" w:w="100"/>
-              <w:right w:type="dxa" w:w="150"/>
-            </w:tcMar>
-          </w:tcPr>
-          <w:p>
-            <w:r>
-              <w:rPr>
-                <w:b w:val="false"/>
-                <w:bCs w:val="false"/>
-                <w:color w:val="1F2937"/>
-                <w:sz w:val="21"/>
-                <w:szCs w:val="21"/>
-                <w:rFonts w:ascii="Arial" w:cs="Arial" w:eastAsia="Arial" w:hAnsi="Arial"/>
-              </w:rPr>
-              <w:t xml:space="preserve">M4</w:t>
-            </w:r>
-          </w:p>
-        </w:tc>
-        <w:tc>
-          <w:tcPr>
-            <w:tcMar>
-              <w:top w:type="dxa" w:w="100"/>
-              <w:left w:type="dxa" w:w="150"/>
-              <w:bottom w:type="dxa" w:w="100"/>
-              <w:right w:type="dxa" w:w="150"/>
-            </w:tcMar>
-          </w:tcPr>
-          <w:p>
-            <w:r>
-              <w:rPr>
-                <w:b w:val="false"/>
-                <w:bCs w:val="false"/>
-                <w:color w:val="1F2937"/>
-                <w:sz w:val="21"/>
-                <w:szCs w:val="21"/>
-                <w:rFonts w:ascii="Arial" w:cs="Arial" w:eastAsia="Arial" w:hAnsi="Arial"/>
-              </w:rPr>
-              <w:t xml:space="preserve">Q1 2026</w:t>
-            </w:r>
-          </w:p>
-        </w:tc>
-        <w:tc>
-          <w:tcPr>
-            <w:tcMar>
-              <w:top w:type="dxa" w:w="100"/>
-              <w:left w:type="dxa" w:w="150"/>
-              <w:bottom w:type="dxa" w:w="100"/>
-              <w:right w:type="dxa" w:w="150"/>
-            </w:tcMar>
-          </w:tcPr>
-          <w:p>
-            <w:r>
-              <w:rPr>
-                <w:b w:val="false"/>
-                <w:bCs w:val="false"/>
-                <w:color w:val="1F2937"/>
-                <w:sz w:val="21"/>
-                <w:szCs w:val="21"/>
-                <w:rFonts w:ascii="Arial" w:cs="Arial" w:eastAsia="Arial" w:hAnsi="Arial"/>
-              </w:rPr>
-              <w:t xml:space="preserve">Antigravity Vibe Coding Engine GA, VS Code extension</w:t>
-            </w:r>
-          </w:p>
-        </w:tc>
-      </w:tr>
-      <w:tr>
-        <w:trPr>
-          <w:tblHeader w:val="false"/>
-        </w:trPr>
-        <w:tc>
-          <w:tcPr>
-            <w:shd w:color="F3F4F6" w:val="solid"/>
-            <w:tcMar>
-              <w:top w:type="dxa" w:w="100"/>
-              <w:left w:type="dxa" w:w="150"/>
-              <w:bottom w:type="dxa" w:w="100"/>
-              <w:right w:type="dxa" w:w="150"/>
-            </w:tcMar>
-          </w:tcPr>
-          <w:p>
-            <w:r>
-              <w:rPr>
-                <w:b w:val="false"/>
-                <w:bCs w:val="false"/>
-                <w:color w:val="1F2937"/>
-                <w:sz w:val="21"/>
-                <w:szCs w:val="21"/>
-                <w:rFonts w:ascii="Arial" w:cs="Arial" w:eastAsia="Arial" w:hAnsi="Arial"/>
-              </w:rPr>
-              <w:t xml:space="preserve">M5</w:t>
-            </w:r>
-          </w:p>
-        </w:tc>
-        <w:tc>
-          <w:tcPr>
-            <w:tcMar>
-              <w:top w:type="dxa" w:w="100"/>
-              <w:left w:type="dxa" w:w="150"/>
-              <w:bottom w:type="dxa" w:w="100"/>
-              <w:right w:type="dxa" w:w="150"/>
-            </w:tcMar>
-          </w:tcPr>
-          <w:p>
-            <w:r>
-              <w:rPr>
-                <w:b w:val="false"/>
-                <w:bCs w:val="false"/>
-                <w:color w:val="1F2937"/>
-                <w:sz w:val="21"/>
-                <w:szCs w:val="21"/>
-                <w:rFonts w:ascii="Arial" w:cs="Arial" w:eastAsia="Arial" w:hAnsi="Arial"/>
-              </w:rPr>
-              <w:t xml:space="preserve">Q2 2026</w:t>
-            </w:r>
-          </w:p>
-        </w:tc>
-        <w:tc>
-          <w:tcPr>
-            <w:tcMar>
-              <w:top w:type="dxa" w:w="100"/>
-              <w:left w:type="dxa" w:w="150"/>
-              <w:bottom w:type="dxa" w:w="100"/>
-              <w:right w:type="dxa" w:w="150"/>
-            </w:tcMar>
-          </w:tcPr>
-          <w:p>
-            <w:r>
-              <w:rPr>
-                <w:b w:val="false"/>
-                <w:bCs w:val="false"/>
-                <w:color w:val="1F2937"/>
-                <w:sz w:val="21"/>
-                <w:szCs w:val="21"/>
-                <w:rFonts w:ascii="Arial" w:cs="Arial" w:eastAsia="Arial" w:hAnsi="Arial"/>
-              </w:rPr>
-              <w:t xml:space="preserve">SOC 2 Type II audit completion, Series A fundraise readiness</w:t>
-            </w:r>
-          </w:p>
-        </w:tc>
-      </w:tr>
-    </w:tbl>
-    <w:p>
-      <w:r>
-        <w:t xml:space="preserve"/>
-      </w:r>
-    </w:p>
-    <w:p>
-      <w:pPr>
-        <w:pStyle w:val="Heading1"/>
-        <w:spacing w:before="400" w:after="200"/>
-      </w:pPr>
-      <w:r>
-        <w:rPr>
-          <w:b/>
-          <w:bCs/>
-          <w:color w:val="1A2D5A"/>
-          <w:sz w:val="36"/>
-          <w:szCs w:val="36"/>
-          <w:rFonts w:ascii="Arial" w:cs="Arial" w:eastAsia="Arial" w:hAnsi="Arial"/>
-        </w:rPr>
-        <w:t xml:space="preserve">10. Risks &amp; Mitigations</w:t>
-      </w:r>
-    </w:p>
-    <w:tbl>
-      <w:tblPr>
-        <w:tblW w:type="pct" w:w="100%"/>
-        <w:tblBorders>
-          <w:top w:val="single" w:color="auto" w:sz="4"/>
-          <w:left w:val="single" w:color="auto" w:sz="4"/>
-          <w:bottom w:val="single" w:color="auto" w:sz="4"/>
-          <w:right w:val="single" w:color="auto" w:sz="4"/>
-          <w:insideH w:val="single" w:color="auto" w:sz="4"/>
-          <w:insideV w:val="single" w:color="auto" w:sz="4"/>
-        </w:tblBorders>
-      </w:tblPr>
-      <w:tblGrid>
-        <w:gridCol w:w="100"/>
-        <w:gridCol w:w="100"/>
-        <w:gridCol w:w="100"/>
-      </w:tblGrid>
-      <w:tr>
-        <w:trPr>
-          <w:tblHeader/>
-        </w:trPr>
-        <w:tc>
-          <w:tcPr>
-            <w:shd w:color="1A2D5A" w:val="solid"/>
-            <w:tcMar>
-              <w:top w:type="dxa" w:w="100"/>
-              <w:left w:type="dxa" w:w="150"/>
-              <w:bottom w:type="dxa" w:w="100"/>
-              <w:right w:type="dxa" w:w="150"/>
-            </w:tcMar>
-          </w:tcPr>
-          <w:p>
-            <w:r>
-              <w:rPr>
-                <w:b/>
-                <w:bCs/>
-                <w:color w:val="FFFFFF"/>
-                <w:sz w:val="21"/>
-                <w:szCs w:val="21"/>
-                <w:rFonts w:ascii="Arial" w:cs="Arial" w:eastAsia="Arial" w:hAnsi="Arial"/>
-              </w:rPr>
-              <w:t xml:space="preserve">Risk</w:t>
-            </w:r>
-          </w:p>
-        </w:tc>
-        <w:tc>
-          <w:tcPr>
-            <w:shd w:color="1A2D5A" w:val="solid"/>
-            <w:tcMar>
-              <w:top w:type="dxa" w:w="100"/>
-              <w:left w:type="dxa" w:w="150"/>
-              <w:bottom w:type="dxa" w:w="100"/>
-              <w:right w:type="dxa" w:w="150"/>
-            </w:tcMar>
-          </w:tcPr>
-          <w:p>
-            <w:r>
-              <w:rPr>
-                <w:b/>
-                <w:bCs/>
-                <w:color w:val="FFFFFF"/>
-                <w:sz w:val="21"/>
-                <w:szCs w:val="21"/>
-                <w:rFonts w:ascii="Arial" w:cs="Arial" w:eastAsia="Arial" w:hAnsi="Arial"/>
-              </w:rPr>
-              <w:t xml:space="preserve">Likelihood</w:t>
-            </w:r>
-          </w:p>
-        </w:tc>
-        <w:tc>
-          <w:tcPr>
-            <w:shd w:color="1A2D5A" w:val="solid"/>
-            <w:tcMar>
-              <w:top w:type="dxa" w:w="100"/>
-              <w:left w:type="dxa" w:w="150"/>
-              <w:bottom w:type="dxa" w:w="100"/>
-              <w:right w:type="dxa" w:w="150"/>
-            </w:tcMar>
-          </w:tcPr>
-          <w:p>
-            <w:r>
-              <w:rPr>
-                <w:b/>
-                <w:bCs/>
-                <w:color w:val="FFFFFF"/>
-                <w:sz w:val="21"/>
-                <w:szCs w:val="21"/>
-                <w:rFonts w:ascii="Arial" w:cs="Arial" w:eastAsia="Arial" w:hAnsi="Arial"/>
-              </w:rPr>
-              <w:t xml:space="preserve">Mitigation</w:t>
-            </w:r>
-          </w:p>
-        </w:tc>
-      </w:tr>
-      <w:tr>
-        <w:trPr>
-          <w:tblHeader w:val="false"/>
-        </w:trPr>
-        <w:tc>
-          <w:tcPr>
-            <w:shd w:color="F3F4F6" w:val="solid"/>
-            <w:tcMar>
-              <w:top w:type="dxa" w:w="100"/>
-              <w:left w:type="dxa" w:w="150"/>
-              <w:bottom w:type="dxa" w:w="100"/>
-              <w:right w:type="dxa" w:w="150"/>
-            </w:tcMar>
-          </w:tcPr>
-          <w:p>
-            <w:r>
-              <w:rPr>
-                <w:b w:val="false"/>
-                <w:bCs w:val="false"/>
-                <w:color w:val="1F2937"/>
-                <w:sz w:val="21"/>
-                <w:szCs w:val="21"/>
-                <w:rFonts w:ascii="Arial" w:cs="Arial" w:eastAsia="Arial" w:hAnsi="Arial"/>
-              </w:rPr>
-              <w:t xml:space="preserve">Face recognition bias in diverse populations</w:t>
-            </w:r>
-          </w:p>
-        </w:tc>
-        <w:tc>
-          <w:tcPr>
-            <w:tcMar>
-              <w:top w:type="dxa" w:w="100"/>
-              <w:left w:type="dxa" w:w="150"/>
-              <w:bottom w:type="dxa" w:w="100"/>
-              <w:right w:type="dxa" w:w="150"/>
-            </w:tcMar>
-          </w:tcPr>
-          <w:p>
-            <w:r>
-              <w:rPr>
-                <w:b w:val="false"/>
-                <w:bCs w:val="false"/>
-                <w:color w:val="1F2937"/>
-                <w:sz w:val="21"/>
-                <w:szCs w:val="21"/>
-                <w:rFonts w:ascii="Arial" w:cs="Arial" w:eastAsia="Arial" w:hAnsi="Arial"/>
-              </w:rPr>
-              <w:t xml:space="preserve">High</w:t>
-            </w:r>
-          </w:p>
-        </w:tc>
-        <w:tc>
-          <w:tcPr>
-            <w:tcMar>
-              <w:top w:type="dxa" w:w="100"/>
-              <w:left w:type="dxa" w:w="150"/>
-              <w:bottom w:type="dxa" w:w="100"/>
-              <w:right w:type="dxa" w:w="150"/>
-            </w:tcMar>
-          </w:tcPr>
-          <w:p>
-            <w:r>
-              <w:rPr>
-                <w:b w:val="false"/>
-                <w:bCs w:val="false"/>
-                <w:color w:val="1F2937"/>
-                <w:sz w:val="21"/>
-                <w:szCs w:val="21"/>
-                <w:rFonts w:ascii="Arial" w:cs="Arial" w:eastAsia="Arial" w:hAnsi="Arial"/>
-              </w:rPr>
-              <w:t xml:space="preserve">Use InsightFace multi-ethnic dataset; third-party bias audit</w:t>
-            </w:r>
-          </w:p>
-        </w:tc>
-      </w:tr>
-      <w:tr>
-        <w:trPr>
-          <w:tblHeader w:val="false"/>
-        </w:trPr>
-        <w:tc>
-          <w:tcPr>
-            <w:shd w:color="F3F4F6" w:val="solid"/>
-            <w:tcMar>
-              <w:top w:type="dxa" w:w="100"/>
-              <w:left w:type="dxa" w:w="150"/>
-              <w:bottom w:type="dxa" w:w="100"/>
-              <w:right w:type="dxa" w:w="150"/>
-            </w:tcMar>
-          </w:tcPr>
-          <w:p>
-            <w:r>
-              <w:rPr>
-                <w:b w:val="false"/>
-                <w:bCs w:val="false"/>
-                <w:color w:val="1F2937"/>
-                <w:sz w:val="21"/>
-                <w:szCs w:val="21"/>
-                <w:rFonts w:ascii="Arial" w:cs="Arial" w:eastAsia="Arial" w:hAnsi="Arial"/>
-              </w:rPr>
-              <w:t xml:space="preserve">Local LLM hardware requirements limit adoption</w:t>
-            </w:r>
-          </w:p>
-        </w:tc>
-        <w:tc>
-          <w:tcPr>
-            <w:tcMar>
-              <w:top w:type="dxa" w:w="100"/>
-              <w:left w:type="dxa" w:w="150"/>
-              <w:bottom w:type="dxa" w:w="100"/>
-              <w:right w:type="dxa" w:w="150"/>
-            </w:tcMar>
-          </w:tcPr>
-          <w:p>
-            <w:r>
-              <w:rPr>
-                <w:b w:val="false"/>
-                <w:bCs w:val="false"/>
-                <w:color w:val="1F2937"/>
-                <w:sz w:val="21"/>
-                <w:szCs w:val="21"/>
-                <w:rFonts w:ascii="Arial" w:cs="Arial" w:eastAsia="Arial" w:hAnsi="Arial"/>
-              </w:rPr>
-              <w:t xml:space="preserve">Medium</w:t>
-            </w:r>
-          </w:p>
-        </w:tc>
-        <w:tc>
-          <w:tcPr>
-            <w:tcMar>
-              <w:top w:type="dxa" w:w="100"/>
-              <w:left w:type="dxa" w:w="150"/>
-              <w:bottom w:type="dxa" w:w="100"/>
-              <w:right w:type="dxa" w:w="150"/>
-            </w:tcMar>
-          </w:tcPr>
-          <w:p>
-            <w:r>
-              <w:rPr>
-                <w:b w:val="false"/>
-                <w:bCs w:val="false"/>
-                <w:color w:val="1F2937"/>
-                <w:sz w:val="21"/>
-                <w:szCs w:val="21"/>
-                <w:rFonts w:ascii="Arial" w:cs="Arial" w:eastAsia="Arial" w:hAnsi="Arial"/>
-              </w:rPr>
-              <w:t xml:space="preserve">Cloud fallback; optimize with GGUF quantization</w:t>
-            </w:r>
-          </w:p>
-        </w:tc>
-      </w:tr>
-      <w:tr>
-        <w:trPr>
-          <w:tblHeader w:val="false"/>
-        </w:trPr>
-        <w:tc>
-          <w:tcPr>
-            <w:shd w:color="F3F4F6" w:val="solid"/>
-            <w:tcMar>
-              <w:top w:type="dxa" w:w="100"/>
-              <w:left w:type="dxa" w:w="150"/>
-              <w:bottom w:type="dxa" w:w="100"/>
-              <w:right w:type="dxa" w:w="150"/>
-            </w:tcMar>
-          </w:tcPr>
-          <w:p>
-            <w:r>
-              <w:rPr>
-                <w:b w:val="false"/>
-                <w:bCs w:val="false"/>
-                <w:color w:val="1F2937"/>
-                <w:sz w:val="21"/>
-                <w:szCs w:val="21"/>
-                <w:rFonts w:ascii="Arial" w:cs="Arial" w:eastAsia="Arial" w:hAnsi="Arial"/>
-              </w:rPr>
-              <w:t xml:space="preserve">Privacy regulations block biometric use in EU</w:t>
-            </w:r>
-          </w:p>
-        </w:tc>
-        <w:tc>
-          <w:tcPr>
-            <w:tcMar>
-              <w:top w:type="dxa" w:w="100"/>
-              <w:left w:type="dxa" w:w="150"/>
-              <w:bottom w:type="dxa" w:w="100"/>
-              <w:right w:type="dxa" w:w="150"/>
-            </w:tcMar>
-          </w:tcPr>
-          <w:p>
-            <w:r>
-              <w:rPr>
-                <w:b w:val="false"/>
-                <w:bCs w:val="false"/>
-                <w:color w:val="1F2937"/>
-                <w:sz w:val="21"/>
-                <w:szCs w:val="21"/>
-                <w:rFonts w:ascii="Arial" w:cs="Arial" w:eastAsia="Arial" w:hAnsi="Arial"/>
-              </w:rPr>
-              <w:t xml:space="preserve">High</w:t>
-            </w:r>
-          </w:p>
-        </w:tc>
-        <w:tc>
-          <w:tcPr>
-            <w:tcMar>
-              <w:top w:type="dxa" w:w="100"/>
-              <w:left w:type="dxa" w:w="150"/>
-              <w:bottom w:type="dxa" w:w="100"/>
-              <w:right w:type="dxa" w:w="150"/>
-            </w:tcMar>
-          </w:tcPr>
-          <w:p>
-            <w:r>
-              <w:rPr>
-                <w:b w:val="false"/>
-                <w:bCs w:val="false"/>
-                <w:color w:val="1F2937"/>
-                <w:sz w:val="21"/>
-                <w:szCs w:val="21"/>
-                <w:rFonts w:ascii="Arial" w:cs="Arial" w:eastAsia="Arial" w:hAnsi="Arial"/>
-              </w:rPr>
-              <w:t xml:space="preserve">Consent-first architecture; GDPR DPA agreements</w:t>
-            </w:r>
-          </w:p>
-        </w:tc>
-      </w:tr>
-      <w:tr>
-        <w:trPr>
-          <w:tblHeader w:val="false"/>
-        </w:trPr>
-        <w:tc>
-          <w:tcPr>
-            <w:shd w:color="F3F4F6" w:val="solid"/>
-            <w:tcMar>
-              <w:top w:type="dxa" w:w="100"/>
-              <w:left w:type="dxa" w:w="150"/>
-              <w:bottom w:type="dxa" w:w="100"/>
-              <w:right w:type="dxa" w:w="150"/>
-            </w:tcMar>
-          </w:tcPr>
-          <w:p>
-            <w:r>
-              <w:rPr>
-                <w:b w:val="false"/>
-                <w:bCs w:val="false"/>
-                <w:color w:val="1F2937"/>
-                <w:sz w:val="21"/>
-                <w:szCs w:val="21"/>
-                <w:rFonts w:ascii="Arial" w:cs="Arial" w:eastAsia="Arial" w:hAnsi="Arial"/>
-              </w:rPr>
-              <w:t xml:space="preserve">Open-source fork competition</w:t>
-            </w:r>
-          </w:p>
-        </w:tc>
-        <w:tc>
-          <w:tcPr>
-            <w:tcMar>
-              <w:top w:type="dxa" w:w="100"/>
-              <w:left w:type="dxa" w:w="150"/>
-              <w:bottom w:type="dxa" w:w="100"/>
-              <w:right w:type="dxa" w:w="150"/>
-            </w:tcMar>
-          </w:tcPr>
-          <w:p>
-            <w:r>
-              <w:rPr>
-                <w:b w:val="false"/>
-                <w:bCs w:val="false"/>
-                <w:color w:val="1F2937"/>
-                <w:sz w:val="21"/>
-                <w:szCs w:val="21"/>
-                <w:rFonts w:ascii="Arial" w:cs="Arial" w:eastAsia="Arial" w:hAnsi="Arial"/>
-              </w:rPr>
-              <w:t xml:space="preserve">Low</w:t>
-            </w:r>
-          </w:p>
-        </w:tc>
-        <w:tc>
-          <w:tcPr>
-            <w:tcMar>
-              <w:top w:type="dxa" w:w="100"/>
-              <w:left w:type="dxa" w:w="150"/>
-              <w:bottom w:type="dxa" w:w="100"/>
-              <w:right w:type="dxa" w:w="150"/>
-            </w:tcMar>
-          </w:tcPr>
-          <w:p>
-            <w:r>
-              <w:rPr>
-                <w:b w:val="false"/>
-                <w:bCs w:val="false"/>
-                <w:color w:val="1F2937"/>
-                <w:sz w:val="21"/>
-                <w:szCs w:val="21"/>
-                <w:rFonts w:ascii="Arial" w:cs="Arial" w:eastAsia="Arial" w:hAnsi="Arial"/>
-              </w:rPr>
-              <w:t xml:space="preserve">Speed to enterprise features; Antigravity brand moat</w:t>
+              <w:t xml:space="preserve">Vibe Coding Engine: sandboxed compilation and script runner integration</w:t>
             </w:r>
           </w:p>
         </w:tc>
@@ -3327,7 +2462,7 @@
         <w:szCs w:val="18"/>
         <w:rFonts w:ascii="Arial" w:cs="Arial" w:eastAsia="Arial" w:hAnsi="Arial"/>
       </w:rPr>
-      <w:t xml:space="preserve">JARVIS 2025 — Enterprise AI Assistant | PRD v1.0</w:t>
+      <w:t xml:space="preserve">JARVIS 2025 — Enterprise AI Assistant | PRD v1.2</w:t>
     </w:r>
   </w:p>
 </w:hdr>

--- a/jarvis-docs/01_PRD_Jarvis2025.docx
+++ b/jarvis-docs/01_PRD_Jarvis2025.docx
@@ -81,23 +81,6 @@
     </w:p>
     <w:p>
       <w:pPr>
-        <w:pStyle w:val="Heading1"/>
-        <w:spacing w:before="400" w:after="200"/>
-      </w:pPr>
-      <w:r>
-        <w:rPr>
-          <w:b/>
-          <w:bCs/>
-          <w:color w:val="1A2D5A"/>
-          <w:sz w:val="36"/>
-          <w:szCs w:val="36"/>
-          <w:rFonts w:ascii="Arial" w:cs="Arial" w:eastAsia="Arial" w:hAnsi="Arial"/>
-        </w:rPr>
-        <w:t xml:space="preserve">1. Executive Summary</w:t>
-      </w:r>
-    </w:p>
-    <w:p>
-      <w:pPr>
         <w:spacing w:before="80" w:after="80"/>
       </w:pPr>
       <w:r>
@@ -109,7 +92,7 @@
           <w:szCs w:val="22"/>
           <w:rFonts w:ascii="Arial" w:cs="Arial" w:eastAsia="Arial" w:hAnsi="Arial"/>
         </w:rPr>
-        <w:t xml:space="preserve">Jarvis-2025 is an enterprise-grade AI desktop assistant that merges voice-activated command processing, real-time facial biometric authentication, and large language model (LLM) reasoning into a single unified platform. Built on Python + Eel, it exposes a web-native UI consumed locally, enabling rich interactivity without cloud round-trips for core interactions.</w:t>
+        <w:t xml:space="preserve">Jarvis-2025 is an enterprise-grade AI desktop assistant that merges voice-activated command processing, real-time facial biometric authentication, and hybrid large language model (LLM) reasoning into a single unified platform. Built on Python + Eel, it exposes a web-native UI consumed locally, enabling rich interactivity without cloud round-trips for core interactions.</w:t>
       </w:r>
     </w:p>
     <w:p>
@@ -125,7 +108,7 @@
           <w:szCs w:val="22"/>
           <w:rFonts w:ascii="Arial" w:cs="Arial" w:eastAsia="Arial" w:hAnsi="Arial"/>
         </w:rPr>
-        <w:t xml:space="preserve">This PRD defines the product scope, feature roadmap, system architecture, and success criteria required to evolve the current open-source prototype into a commercially deployable, multi-tenant, enterprise product branded under Antigravity Inc. In this version 1.2, the product is grounded strictly in our actual implementation: OpenCV LBPH Face Recognition, pvporcupine wake-word triggers, local pyttsx3 speech synthesis, pyautogui WhatsApp protocol automation, and hugchat HuggingFace session cookies.</w:t>
+        <w:t xml:space="preserve">This PRD defines the product scope, feature roadmap, system architecture, and success criteria required to evolve the current open-source prototype into a commercially deployable, multi-tenant, enterprise product branded under Antigravity Inc. In this version 1.2, the product is grounded strictly in our actual implementation: OpenCV LBPH Face Recognition, pvporcupine wake-word triggers, local pyttsx3 speech synthesis, pyautogui WhatsApp protocol automation, and a hybrid online/offline NLU engine (HuggingFace online cookies + local Ollama Gemma-4-E4B heretic GGUF model fallback).</w:t>
       </w:r>
     </w:p>
     <w:p>
@@ -659,7 +642,7 @@
           <w:szCs w:val="22"/>
           <w:rFonts w:ascii="Arial" w:cs="Arial" w:eastAsia="Arial" w:hAnsi="Arial"/>
         </w:rPr>
-        <w:t xml:space="preserve">AI Chat reasoning via hugchat module authenticated through HuggingFace session cookies in backend/cookie.json</w:t>
+        <w:t xml:space="preserve">AI Chat reasoning via a hybrid engine: tries online hugchat connection with cookie.json session; falls back to local offline Ollama port 11434 using gemma-heretic-local (Gemma-4-E4B GGUF) from G:\Shared\models</w:t>
       </w:r>
     </w:p>
     <w:p>
@@ -1465,70 +1448,213 @@
           <w:szCs w:val="22"/>
           <w:rFonts w:ascii="Arial" w:cs="Arial" w:eastAsia="Arial" w:hAnsi="Arial"/>
         </w:rPr>
-        <w:t xml:space="preserve">FR-L1: AI Chat capability shall utilize hugchat module authenticated via backend/cookie.json. The system shall fall back gracefully with clear warnings if cookies are missing or empty.</w:t>
-      </w:r>
-    </w:p>
-    <w:p>
-      <w:pPr>
-        <w:pStyle w:val="ListParagraph"/>
-        <w:numPr>
-          <w:ilvl w:val="0"/>
-          <w:numId w:val="2"/>
-        </w:numPr>
-        <w:spacing w:before="60" w:after="60"/>
-      </w:pPr>
-      <w:r>
-        <w:rPr>
-          <w:b w:val="false"/>
-          <w:bCs w:val="false"/>
-          <w:color w:val="1F2937"/>
-          <w:sz w:val="22"/>
-          <w:szCs w:val="22"/>
-          <w:rFonts w:ascii="Arial" w:cs="Arial" w:eastAsia="Arial" w:hAnsi="Arial"/>
-        </w:rPr>
-        <w:t xml:space="preserve">FR-L2: System shall use CommandProcessor sequence matcher similarity ratios (threshold: 0.5) to route intents</w:t>
-      </w:r>
-    </w:p>
-    <w:p>
-      <w:pPr>
-        <w:pStyle w:val="ListParagraph"/>
-        <w:numPr>
-          <w:ilvl w:val="0"/>
-          <w:numId w:val="2"/>
-        </w:numPr>
-        <w:spacing w:before="60" w:after="60"/>
-      </w:pPr>
-      <w:r>
-        <w:rPr>
-          <w:b w:val="false"/>
-          <w:bCs w:val="false"/>
-          <w:color w:val="1F2937"/>
-          <w:sz w:val="22"/>
-          <w:szCs w:val="22"/>
-          <w:rFonts w:ascii="Arial" w:cs="Arial" w:eastAsia="Arial" w:hAnsi="Arial"/>
-        </w:rPr>
-        <w:t xml:space="preserve">FR-L3: System shall parse parameters (entities) by removing stop words ('open', 'play', 'send', 'call')</w:t>
-      </w:r>
-    </w:p>
-    <w:p>
-      <w:pPr>
-        <w:pStyle w:val="ListParagraph"/>
-        <w:numPr>
-          <w:ilvl w:val="0"/>
-          <w:numId w:val="2"/>
-        </w:numPr>
-        <w:spacing w:before="60" w:after="60"/>
-      </w:pPr>
-      <w:r>
-        <w:rPr>
-          <w:b w:val="false"/>
-          <w:bCs w:val="false"/>
-          <w:color w:val="1F2937"/>
-          <w:sz w:val="22"/>
-          <w:szCs w:val="22"/>
-          <w:rFonts w:ascii="Arial" w:cs="Arial" w:eastAsia="Arial" w:hAnsi="Arial"/>
-        </w:rPr>
-        <w:t xml:space="preserve">FR-L4: Conversation tracking shall maintain last command and last entity keys within a local context dictionary</w:t>
+        <w:t xml:space="preserve">FR-L1: AI Chat capability shall operate in a hybrid online/offline model. The system shall prioritize HuggingFace (hugchat) online responses but automatically route to local offline Ollama inference using gemma-heretic-local if cookies are missing, expired, or internet connection is down.</w:t>
+      </w:r>
+    </w:p>
+    <w:p>
+      <w:pPr>
+        <w:pStyle w:val="ListParagraph"/>
+        <w:numPr>
+          <w:ilvl w:val="0"/>
+          <w:numId w:val="2"/>
+        </w:numPr>
+        <w:spacing w:before="60" w:after="60"/>
+      </w:pPr>
+      <w:r>
+        <w:rPr>
+          <w:b w:val="false"/>
+          <w:bCs w:val="false"/>
+          <w:color w:val="1F2937"/>
+          <w:sz w:val="22"/>
+          <w:szCs w:val="22"/>
+          <w:rFonts w:ascii="Arial" w:cs="Arial" w:eastAsia="Arial" w:hAnsi="Arial"/>
+        </w:rPr>
+        <w:t xml:space="preserve">FR-L2: If falling back to local Ollama, the system shall check if the server is active on port 11434, and if not, boot G:\Shared\bin\ollama-windows.exe in the background with local cache pointing to G:\Shared\models\ollama_data.</w:t>
+      </w:r>
+    </w:p>
+    <w:p>
+      <w:pPr>
+        <w:pStyle w:val="ListParagraph"/>
+        <w:numPr>
+          <w:ilvl w:val="0"/>
+          <w:numId w:val="2"/>
+        </w:numPr>
+        <w:spacing w:before="60" w:after="60"/>
+      </w:pPr>
+      <w:r>
+        <w:rPr>
+          <w:b w:val="false"/>
+          <w:bCs w:val="false"/>
+          <w:color w:val="1F2937"/>
+          <w:sz w:val="22"/>
+          <w:szCs w:val="22"/>
+          <w:rFonts w:ascii="Arial" w:cs="Arial" w:eastAsia="Arial" w:hAnsi="Arial"/>
+        </w:rPr>
+        <w:t xml:space="preserve">FR-L3: The system shall verify if the model gemma-heretic-local is registered in Ollama. If missing, it shall automatically compile/create the model using G:\Shared\models\Modelfile before executing the user query.</w:t>
+      </w:r>
+    </w:p>
+    <w:p>
+      <w:pPr>
+        <w:pStyle w:val="ListParagraph"/>
+        <w:numPr>
+          <w:ilvl w:val="0"/>
+          <w:numId w:val="2"/>
+        </w:numPr>
+        <w:spacing w:before="60" w:after="60"/>
+      </w:pPr>
+      <w:r>
+        <w:rPr>
+          <w:b w:val="false"/>
+          <w:bCs w:val="false"/>
+          <w:color w:val="1F2937"/>
+          <w:sz w:val="22"/>
+          <w:szCs w:val="22"/>
+          <w:rFonts w:ascii="Arial" w:cs="Arial" w:eastAsia="Arial" w:hAnsi="Arial"/>
+        </w:rPr>
+        <w:t xml:space="preserve">FR-L4: System shall use CommandProcessor sequence matcher similarity ratios (threshold: 0.5) to route intents</w:t>
+      </w:r>
+    </w:p>
+    <w:p>
+      <w:pPr>
+        <w:pStyle w:val="ListParagraph"/>
+        <w:numPr>
+          <w:ilvl w:val="0"/>
+          <w:numId w:val="2"/>
+        </w:numPr>
+        <w:spacing w:before="60" w:after="60"/>
+      </w:pPr>
+      <w:r>
+        <w:rPr>
+          <w:b w:val="false"/>
+          <w:bCs w:val="false"/>
+          <w:color w:val="1F2937"/>
+          <w:sz w:val="22"/>
+          <w:szCs w:val="22"/>
+          <w:rFonts w:ascii="Arial" w:cs="Arial" w:eastAsia="Arial" w:hAnsi="Arial"/>
+        </w:rPr>
+        <w:t xml:space="preserve">FR-L5: System shall parse parameters (entities) by removing stop words ('open', 'play', 'send', 'call')</w:t>
+      </w:r>
+    </w:p>
+    <w:p>
+      <w:pPr>
+        <w:pStyle w:val="ListParagraph"/>
+        <w:numPr>
+          <w:ilvl w:val="0"/>
+          <w:numId w:val="2"/>
+        </w:numPr>
+        <w:spacing w:before="60" w:after="60"/>
+      </w:pPr>
+      <w:r>
+        <w:rPr>
+          <w:b w:val="false"/>
+          <w:bCs w:val="false"/>
+          <w:color w:val="1F2937"/>
+          <w:sz w:val="22"/>
+          <w:szCs w:val="22"/>
+          <w:rFonts w:ascii="Arial" w:cs="Arial" w:eastAsia="Arial" w:hAnsi="Arial"/>
+        </w:rPr>
+        <w:t xml:space="preserve">FR-L6: Conversation tracking shall maintain last command and last entity keys within a local context dictionary</w:t>
+      </w:r>
+    </w:p>
+    <w:p>
+      <w:pPr>
+        <w:pStyle w:val="Heading2"/>
+        <w:spacing w:before="320" w:after="160"/>
+      </w:pPr>
+      <w:r>
+        <w:rPr>
+          <w:b/>
+          <w:bCs/>
+          <w:color w:val="1A2D5A"/>
+          <w:sz w:val="28"/>
+          <w:szCs w:val="28"/>
+          <w:rFonts w:ascii="Arial" w:cs="Arial" w:eastAsia="Arial" w:hAnsi="Arial"/>
+        </w:rPr>
+        <w:t xml:space="preserve">6.4 Dynamic Persona System</w:t>
+      </w:r>
+    </w:p>
+    <w:p>
+      <w:pPr>
+        <w:pStyle w:val="ListParagraph"/>
+        <w:numPr>
+          <w:ilvl w:val="0"/>
+          <w:numId w:val="2"/>
+        </w:numPr>
+        <w:spacing w:before="60" w:after="60"/>
+      </w:pPr>
+      <w:r>
+        <w:rPr>
+          <w:b w:val="false"/>
+          <w:bCs w:val="false"/>
+          <w:color w:val="1F2937"/>
+          <w:sz w:val="22"/>
+          <w:szCs w:val="22"/>
+          <w:rFonts w:ascii="Arial" w:cs="Arial" w:eastAsia="Arial" w:hAnsi="Arial"/>
+        </w:rPr>
+        <w:t xml:space="preserve">FR-P1: The system shall support voice/text commands to switch active personas between 'Jarvis' and 'Friday'.</w:t>
+      </w:r>
+    </w:p>
+    <w:p>
+      <w:pPr>
+        <w:pStyle w:val="ListParagraph"/>
+        <w:numPr>
+          <w:ilvl w:val="0"/>
+          <w:numId w:val="2"/>
+        </w:numPr>
+        <w:spacing w:before="60" w:after="60"/>
+      </w:pPr>
+      <w:r>
+        <w:rPr>
+          <w:b w:val="false"/>
+          <w:bCs w:val="false"/>
+          <w:color w:val="1F2937"/>
+          <w:sz w:val="22"/>
+          <w:szCs w:val="22"/>
+          <w:rFonts w:ascii="Arial" w:cs="Arial" w:eastAsia="Arial" w:hAnsi="Arial"/>
+        </w:rPr>
+        <w:t xml:space="preserve">FR-P2: Activating the 'Friday' persona shall set the default reasoning priority to Online Cloud layers, falling back to Local Offline core if offline.</w:t>
+      </w:r>
+    </w:p>
+    <w:p>
+      <w:pPr>
+        <w:pStyle w:val="ListParagraph"/>
+        <w:numPr>
+          <w:ilvl w:val="0"/>
+          <w:numId w:val="2"/>
+        </w:numPr>
+        <w:spacing w:before="60" w:after="60"/>
+      </w:pPr>
+      <w:r>
+        <w:rPr>
+          <w:b w:val="false"/>
+          <w:bCs w:val="false"/>
+          <w:color w:val="1F2937"/>
+          <w:sz w:val="22"/>
+          <w:szCs w:val="22"/>
+          <w:rFonts w:ascii="Arial" w:cs="Arial" w:eastAsia="Arial" w:hAnsi="Arial"/>
+        </w:rPr>
+        <w:t xml:space="preserve">FR-P3: Activating the 'Jarvis' persona shall set the default reasoning priority to Local Offline core, falling back to Online Cloud layers if offline core fails.</w:t>
+      </w:r>
+    </w:p>
+    <w:p>
+      <w:pPr>
+        <w:pStyle w:val="ListParagraph"/>
+        <w:numPr>
+          <w:ilvl w:val="0"/>
+          <w:numId w:val="2"/>
+        </w:numPr>
+        <w:spacing w:before="60" w:after="60"/>
+      </w:pPr>
+      <w:r>
+        <w:rPr>
+          <w:b w:val="false"/>
+          <w:bCs w:val="false"/>
+          <w:color w:val="1F2937"/>
+          <w:sz w:val="22"/>
+          <w:szCs w:val="22"/>
+          <w:rFonts w:ascii="Arial" w:cs="Arial" w:eastAsia="Arial" w:hAnsi="Arial"/>
+        </w:rPr>
+        <w:t xml:space="preserve">FR-P4: Assistant address formats ('Sir' for Jarvis, 'Boss' for Friday), verbal greeting templates, and local GGUF system instructions shall adjust dynamically according to the active persona.</w:t>
       </w:r>
     </w:p>
     <w:p>
